--- a/TD_Daniel_Deusing_EN.docx
+++ b/TD_Daniel_Deusing_EN.docx
@@ -108,7 +108,7 @@
               </w:rPr>
               <w:t xml:space="preserve"> </w:t>
             </w:r>
-            <w:hyperlink w:history="1" r:id="rIdif_gymuukpzajfr9nmmfz">
+            <w:hyperlink w:history="1" r:id="rIdzlzh8qocabin3rc01_qvp">
               <w:r>
                 <w:rPr>
                   <w:rFonts w:ascii="Nunito" w:cs="Nunito" w:eastAsia="Nunito" w:hAnsi="Nunito"/>
@@ -175,7 +175,7 @@
               </w:rPr>
               <w:t xml:space="preserve"> </w:t>
             </w:r>
-            <w:hyperlink w:history="1" r:id="rId_5w9kibmdoi9du9ub73te">
+            <w:hyperlink w:history="1" r:id="rIdz9fjnykrmw5pgw4ou7vpr">
               <w:r>
                 <w:rPr>
                   <w:rFonts w:ascii="Nunito" w:cs="Nunito" w:eastAsia="Nunito" w:hAnsi="Nunito"/>
@@ -242,7 +242,7 @@
               </w:rPr>
               <w:t xml:space="preserve"> </w:t>
             </w:r>
-            <w:hyperlink w:history="1" r:id="rIdv0rp8cxa27f5y6jzsya28">
+            <w:hyperlink w:history="1" r:id="rId5sta8shzza0trlnngz7si">
               <w:r>
                 <w:rPr>
                   <w:rFonts w:ascii="Nunito" w:cs="Nunito" w:eastAsia="Nunito" w:hAnsi="Nunito"/>
@@ -358,18 +358,28 @@
       </w:r>
     </w:p>
     <w:p>
-      <w:pPr>
-        <w:spacing w:after="200"/>
-      </w:pPr>
       <w:r>
         <w:rPr>
           <w:rFonts w:ascii="Nunito" w:cs="Nunito" w:eastAsia="Nunito" w:hAnsi="Nunito"/>
           <w:sz w:val="22"/>
           <w:szCs w:val="22"/>
         </w:rPr>
-        <w:t xml:space="preserve">twiceD Technology GmbH is a software company based in Germany, specializing in custom development solutions for industry and enterprise. We deliver complete projects or support client teams with experienced developers in the areas of IoT, embedded systems, enterprise software, and full-stack development. The following employee profile presents one of our experts who is available for your project. A complete project overview is currently being developed at </w:t>
-      </w:r>
-      <w:hyperlink w:history="1" r:id="rIdoc3ykyrznxf99viirp6wj">
+        <w:t xml:space="preserve">twiceD Technology GmbH is a software company based in Germany, specializing in custom development solutions for industry and enterprise. We deliver complete projects or support client teams with experienced developers in the areas of IoT, embedded systems, enterprise software, and full-stack development. The following employee profile presents one of our experts.</w:t>
+      </w:r>
+    </w:p>
+    <w:p>
+      <w:pPr>
+        <w:spacing w:after="60"/>
+      </w:pPr>
+      <w:r>
+        <w:rPr>
+          <w:rFonts w:ascii="Nunito" w:cs="Nunito" w:eastAsia="Nunito" w:hAnsi="Nunito"/>
+          <w:sz w:val="22"/>
+          <w:szCs w:val="22"/>
+        </w:rPr>
+        <w:t xml:space="preserve">A complete project overview is currently being developed at </w:t>
+      </w:r>
+      <w:hyperlink w:history="1" r:id="rId5unoe2voouwts1dtcunnu">
         <w:r>
           <w:rPr>
             <w:rFonts w:ascii="Nunito" w:cs="Nunito" w:eastAsia="Nunito" w:hAnsi="Nunito"/>
@@ -416,7 +426,7 @@
         <w:rPr>
           <w:rFonts w:ascii="Nunito" w:cs="Nunito" w:eastAsia="Nunito" w:hAnsi="Nunito"/>
         </w:rPr>
-        <w:t xml:space="preserve"> in full-stack development, IoT, embedded systems, and enterprise software. Proven track record leading development teams and delivering mission-critical systems for automotive, defense, and industrial clients. Combines hands-on technical expertise with leadership skills – from architecture planning through implementation to production operations. Experienced in agile, distributed teams and international projects.</w:t>
+        <w:t xml:space="preserve"> in full-stack development, IoT, embedded systems, and enterprise software. Proven track record leading development teams and delivering mission-critical systems for automotive, defense, and industrial clients. Excels at systematic debugging and root cause analysis of complex problems. Experienced in code review with focus on knowledge transfer and team development. Combines hands-on technical expertise with leadership skills – from architecture planning through implementation to production operations. Strong communication skills in German, English, and Spanish. Experienced in agile, distributed teams and international projects.</w:t>
       </w:r>
     </w:p>
     <w:p>
@@ -424,12 +434,12 @@
         <w:pStyle w:val="SectionHeader"/>
       </w:pPr>
       <w:r>
-        <w:t xml:space="preserve">Core Competencies</w:t>
+        <w:t xml:space="preserve">Technical Skills</w:t>
       </w:r>
     </w:p>
     <w:tbl>
       <w:tblPr>
-        <w:tblW w:type="auto" w:w="100"/>
+        <w:tblW w:type="pct" w:w="100%"/>
         <w:tblBorders>
           <w:top w:val="single" w:color="auto" w:sz="4"/>
           <w:left w:val="single" w:color="auto" w:sz="4"/>
@@ -440,14 +450,13 @@
         </w:tblBorders>
       </w:tblPr>
       <w:tblGrid>
-        <w:gridCol w:w="3333"/>
-        <w:gridCol w:w="3333"/>
-        <w:gridCol w:w="3334"/>
+        <w:gridCol w:w="2800"/>
+        <w:gridCol w:w="7200"/>
       </w:tblGrid>
       <w:tr>
         <w:tc>
           <w:tcPr>
-            <w:tcW w:type="dxa" w:w="3333"/>
+            <w:tcW w:type="dxa" w:w="2800"/>
             <w:tcBorders>
               <w:top w:val="none" w:color="FFFFFF" w:sz="0"/>
               <w:left w:val="none" w:color="FFFFFF" w:sz="0"/>
@@ -457,68 +466,105 @@
           </w:tcPr>
           <w:p>
             <w:pPr>
-              <w:pStyle w:val="ListParagraph"/>
-              <w:numPr>
-                <w:ilvl w:val="0"/>
-                <w:numId w:val="2"/>
-              </w:numPr>
+              <w:spacing w:before="40" w:after="40"/>
             </w:pPr>
             <w:r>
               <w:rPr>
                 <w:rFonts w:ascii="Nunito" w:cs="Nunito" w:eastAsia="Nunito" w:hAnsi="Nunito"/>
-              </w:rPr>
-              <w:t xml:space="preserve">Java / Spring / OSGi</w:t>
-            </w:r>
-          </w:p>
+                <w:b/>
+                <w:bCs/>
+                <w:color w:val="1E3A5F"/>
+                <w:sz w:val="20"/>
+                <w:szCs w:val="20"/>
+              </w:rPr>
+              <w:t xml:space="preserve">Programming</w:t>
+            </w:r>
+          </w:p>
+        </w:tc>
+        <w:tc>
+          <w:tcPr>
+            <w:tcW w:type="dxa" w:w="7200"/>
+            <w:tcBorders>
+              <w:top w:val="none" w:color="FFFFFF" w:sz="0"/>
+              <w:left w:val="none" w:color="FFFFFF" w:sz="0"/>
+              <w:bottom w:val="none" w:color="FFFFFF" w:sz="0"/>
+              <w:right w:val="none" w:color="FFFFFF" w:sz="0"/>
+            </w:tcBorders>
+          </w:tcPr>
           <w:p>
             <w:pPr>
-              <w:pStyle w:val="ListParagraph"/>
-              <w:numPr>
-                <w:ilvl w:val="0"/>
-                <w:numId w:val="2"/>
-              </w:numPr>
+              <w:spacing w:before="40" w:after="40"/>
             </w:pPr>
             <w:r>
               <w:rPr>
                 <w:rFonts w:ascii="Nunito" w:cs="Nunito" w:eastAsia="Nunito" w:hAnsi="Nunito"/>
-              </w:rPr>
-              <w:t xml:space="preserve">Python</w:t>
-            </w:r>
-          </w:p>
+                <w:sz w:val="20"/>
+                <w:szCs w:val="20"/>
+              </w:rPr>
+              <w:t xml:space="preserve">Java, Python, C, TypeScript/JavaScript, C++, Bash</w:t>
+            </w:r>
+          </w:p>
+        </w:tc>
+      </w:tr>
+      <w:tr>
+        <w:tc>
+          <w:tcPr>
+            <w:tcW w:type="dxa" w:w="2800"/>
+            <w:tcBorders>
+              <w:top w:val="none" w:color="FFFFFF" w:sz="0"/>
+              <w:left w:val="none" w:color="FFFFFF" w:sz="0"/>
+              <w:bottom w:val="none" w:color="FFFFFF" w:sz="0"/>
+              <w:right w:val="none" w:color="FFFFFF" w:sz="0"/>
+            </w:tcBorders>
+            <w:shd w:fill="F5F5F5" w:val="clear"/>
+          </w:tcPr>
           <w:p>
             <w:pPr>
-              <w:pStyle w:val="ListParagraph"/>
-              <w:numPr>
-                <w:ilvl w:val="0"/>
-                <w:numId w:val="2"/>
-              </w:numPr>
+              <w:spacing w:before="40" w:after="40"/>
             </w:pPr>
             <w:r>
               <w:rPr>
                 <w:rFonts w:ascii="Nunito" w:cs="Nunito" w:eastAsia="Nunito" w:hAnsi="Nunito"/>
-              </w:rPr>
-              <w:t xml:space="preserve">Angular / TypeScript</w:t>
-            </w:r>
-          </w:p>
+                <w:b/>
+                <w:bCs/>
+                <w:color w:val="1E3A5F"/>
+                <w:sz w:val="20"/>
+                <w:szCs w:val="20"/>
+              </w:rPr>
+              <w:t xml:space="preserve">Frameworks</w:t>
+            </w:r>
+          </w:p>
+        </w:tc>
+        <w:tc>
+          <w:tcPr>
+            <w:tcW w:type="dxa" w:w="7200"/>
+            <w:tcBorders>
+              <w:top w:val="none" w:color="FFFFFF" w:sz="0"/>
+              <w:left w:val="none" w:color="FFFFFF" w:sz="0"/>
+              <w:bottom w:val="none" w:color="FFFFFF" w:sz="0"/>
+              <w:right w:val="none" w:color="FFFFFF" w:sz="0"/>
+            </w:tcBorders>
+            <w:shd w:fill="F5F5F5" w:val="clear"/>
+          </w:tcPr>
           <w:p>
             <w:pPr>
-              <w:pStyle w:val="ListParagraph"/>
-              <w:numPr>
-                <w:ilvl w:val="0"/>
-                <w:numId w:val="2"/>
-              </w:numPr>
+              <w:spacing w:before="40" w:after="40"/>
             </w:pPr>
             <w:r>
               <w:rPr>
                 <w:rFonts w:ascii="Nunito" w:cs="Nunito" w:eastAsia="Nunito" w:hAnsi="Nunito"/>
-              </w:rPr>
-              <w:t xml:space="preserve">C / Embedded</w:t>
-            </w:r>
-          </w:p>
-        </w:tc>
-        <w:tc>
-          <w:tcPr>
-            <w:tcW w:type="dxa" w:w="3333"/>
+                <w:sz w:val="20"/>
+                <w:szCs w:val="20"/>
+              </w:rPr>
+              <w:t xml:space="preserve">Spring Boot, Angular, Flask, OSGi, Hibernate, JUnit, JPA</w:t>
+            </w:r>
+          </w:p>
+        </w:tc>
+      </w:tr>
+      <w:tr>
+        <w:tc>
+          <w:tcPr>
+            <w:tcW w:type="dxa" w:w="2800"/>
             <w:tcBorders>
               <w:top w:val="none" w:color="FFFFFF" w:sz="0"/>
               <w:left w:val="none" w:color="FFFFFF" w:sz="0"/>
@@ -528,68 +574,105 @@
           </w:tcPr>
           <w:p>
             <w:pPr>
-              <w:pStyle w:val="ListParagraph"/>
-              <w:numPr>
-                <w:ilvl w:val="0"/>
-                <w:numId w:val="2"/>
-              </w:numPr>
+              <w:spacing w:before="40" w:after="40"/>
             </w:pPr>
             <w:r>
               <w:rPr>
                 <w:rFonts w:ascii="Nunito" w:cs="Nunito" w:eastAsia="Nunito" w:hAnsi="Nunito"/>
-              </w:rPr>
-              <w:t xml:space="preserve">Docker</w:t>
-            </w:r>
-          </w:p>
+                <w:b/>
+                <w:bCs/>
+                <w:color w:val="1E3A5F"/>
+                <w:sz w:val="20"/>
+                <w:szCs w:val="20"/>
+              </w:rPr>
+              <w:t xml:space="preserve">Cloud &amp; Infrastructure</w:t>
+            </w:r>
+          </w:p>
+        </w:tc>
+        <w:tc>
+          <w:tcPr>
+            <w:tcW w:type="dxa" w:w="7200"/>
+            <w:tcBorders>
+              <w:top w:val="none" w:color="FFFFFF" w:sz="0"/>
+              <w:left w:val="none" w:color="FFFFFF" w:sz="0"/>
+              <w:bottom w:val="none" w:color="FFFFFF" w:sz="0"/>
+              <w:right w:val="none" w:color="FFFFFF" w:sz="0"/>
+            </w:tcBorders>
+          </w:tcPr>
           <w:p>
             <w:pPr>
-              <w:pStyle w:val="ListParagraph"/>
-              <w:numPr>
-                <w:ilvl w:val="0"/>
-                <w:numId w:val="2"/>
-              </w:numPr>
+              <w:spacing w:before="40" w:after="40"/>
             </w:pPr>
             <w:r>
               <w:rPr>
                 <w:rFonts w:ascii="Nunito" w:cs="Nunito" w:eastAsia="Nunito" w:hAnsi="Nunito"/>
-              </w:rPr>
-              <w:t xml:space="preserve">Linux / Yocto / Drivers</w:t>
-            </w:r>
-          </w:p>
+                <w:sz w:val="20"/>
+                <w:szCs w:val="20"/>
+              </w:rPr>
+              <w:t xml:space="preserve">AWS, Docker, Linux, Yocto/OpenEmbedded</w:t>
+            </w:r>
+          </w:p>
+        </w:tc>
+      </w:tr>
+      <w:tr>
+        <w:tc>
+          <w:tcPr>
+            <w:tcW w:type="dxa" w:w="2800"/>
+            <w:tcBorders>
+              <w:top w:val="none" w:color="FFFFFF" w:sz="0"/>
+              <w:left w:val="none" w:color="FFFFFF" w:sz="0"/>
+              <w:bottom w:val="none" w:color="FFFFFF" w:sz="0"/>
+              <w:right w:val="none" w:color="FFFFFF" w:sz="0"/>
+            </w:tcBorders>
+            <w:shd w:fill="F5F5F5" w:val="clear"/>
+          </w:tcPr>
           <w:p>
             <w:pPr>
-              <w:pStyle w:val="ListParagraph"/>
-              <w:numPr>
-                <w:ilvl w:val="0"/>
-                <w:numId w:val="2"/>
-              </w:numPr>
+              <w:spacing w:before="40" w:after="40"/>
             </w:pPr>
             <w:r>
               <w:rPr>
                 <w:rFonts w:ascii="Nunito" w:cs="Nunito" w:eastAsia="Nunito" w:hAnsi="Nunito"/>
-              </w:rPr>
-              <w:t xml:space="preserve">IoT / Smart Home</w:t>
-            </w:r>
-          </w:p>
+                <w:b/>
+                <w:bCs/>
+                <w:color w:val="1E3A5F"/>
+                <w:sz w:val="20"/>
+                <w:szCs w:val="20"/>
+              </w:rPr>
+              <w:t xml:space="preserve">DevOps &amp; Tools</w:t>
+            </w:r>
+          </w:p>
+        </w:tc>
+        <w:tc>
+          <w:tcPr>
+            <w:tcW w:type="dxa" w:w="7200"/>
+            <w:tcBorders>
+              <w:top w:val="none" w:color="FFFFFF" w:sz="0"/>
+              <w:left w:val="none" w:color="FFFFFF" w:sz="0"/>
+              <w:bottom w:val="none" w:color="FFFFFF" w:sz="0"/>
+              <w:right w:val="none" w:color="FFFFFF" w:sz="0"/>
+            </w:tcBorders>
+            <w:shd w:fill="F5F5F5" w:val="clear"/>
+          </w:tcPr>
           <w:p>
             <w:pPr>
-              <w:pStyle w:val="ListParagraph"/>
-              <w:numPr>
-                <w:ilvl w:val="0"/>
-                <w:numId w:val="2"/>
-              </w:numPr>
+              <w:spacing w:before="40" w:after="40"/>
             </w:pPr>
             <w:r>
               <w:rPr>
                 <w:rFonts w:ascii="Nunito" w:cs="Nunito" w:eastAsia="Nunito" w:hAnsi="Nunito"/>
-              </w:rPr>
-              <w:t xml:space="preserve">AI Implementation</w:t>
-            </w:r>
-          </w:p>
-        </w:tc>
-        <w:tc>
-          <w:tcPr>
-            <w:tcW w:type="dxa" w:w="3334"/>
+                <w:sz w:val="20"/>
+                <w:szCs w:val="20"/>
+              </w:rPr>
+              <w:t xml:space="preserve">Git, Jenkins, CI/CD Pipelines, Atlassian Suite (Jira/Confluence)</w:t>
+            </w:r>
+          </w:p>
+        </w:tc>
+      </w:tr>
+      <w:tr>
+        <w:tc>
+          <w:tcPr>
+            <w:tcW w:type="dxa" w:w="2800"/>
             <w:tcBorders>
               <w:top w:val="none" w:color="FFFFFF" w:sz="0"/>
               <w:left w:val="none" w:color="FFFFFF" w:sz="0"/>
@@ -599,222 +682,381 @@
           </w:tcPr>
           <w:p>
             <w:pPr>
-              <w:pStyle w:val="ListParagraph"/>
-              <w:numPr>
-                <w:ilvl w:val="0"/>
-                <w:numId w:val="2"/>
-              </w:numPr>
+              <w:spacing w:before="40" w:after="40"/>
             </w:pPr>
             <w:r>
               <w:rPr>
                 <w:rFonts w:ascii="Nunito" w:cs="Nunito" w:eastAsia="Nunito" w:hAnsi="Nunito"/>
-              </w:rPr>
-              <w:t xml:space="preserve">Team Leadership</w:t>
-            </w:r>
-          </w:p>
+                <w:b/>
+                <w:bCs/>
+                <w:color w:val="1E3A5F"/>
+                <w:sz w:val="20"/>
+                <w:szCs w:val="20"/>
+              </w:rPr>
+              <w:t xml:space="preserve">Databases</w:t>
+            </w:r>
+          </w:p>
+        </w:tc>
+        <w:tc>
+          <w:tcPr>
+            <w:tcW w:type="dxa" w:w="7200"/>
+            <w:tcBorders>
+              <w:top w:val="none" w:color="FFFFFF" w:sz="0"/>
+              <w:left w:val="none" w:color="FFFFFF" w:sz="0"/>
+              <w:bottom w:val="none" w:color="FFFFFF" w:sz="0"/>
+              <w:right w:val="none" w:color="FFFFFF" w:sz="0"/>
+            </w:tcBorders>
+          </w:tcPr>
           <w:p>
             <w:pPr>
-              <w:pStyle w:val="ListParagraph"/>
-              <w:numPr>
-                <w:ilvl w:val="0"/>
-                <w:numId w:val="2"/>
-              </w:numPr>
+              <w:spacing w:before="40" w:after="40"/>
             </w:pPr>
             <w:r>
               <w:rPr>
                 <w:rFonts w:ascii="Nunito" w:cs="Nunito" w:eastAsia="Nunito" w:hAnsi="Nunito"/>
-              </w:rPr>
-              <w:t xml:space="preserve">Agile / Scrum</w:t>
-            </w:r>
-          </w:p>
+                <w:sz w:val="20"/>
+                <w:szCs w:val="20"/>
+              </w:rPr>
+              <w:t xml:space="preserve">MySQL, Oracle SQL, PostgreSQL, Redis, MongoDB</w:t>
+            </w:r>
+          </w:p>
+        </w:tc>
+      </w:tr>
+      <w:tr>
+        <w:tc>
+          <w:tcPr>
+            <w:tcW w:type="dxa" w:w="2800"/>
+            <w:tcBorders>
+              <w:top w:val="none" w:color="FFFFFF" w:sz="0"/>
+              <w:left w:val="none" w:color="FFFFFF" w:sz="0"/>
+              <w:bottom w:val="none" w:color="FFFFFF" w:sz="0"/>
+              <w:right w:val="none" w:color="FFFFFF" w:sz="0"/>
+            </w:tcBorders>
+            <w:shd w:fill="F5F5F5" w:val="clear"/>
+          </w:tcPr>
           <w:p>
             <w:pPr>
-              <w:pStyle w:val="ListParagraph"/>
-              <w:numPr>
-                <w:ilvl w:val="0"/>
-                <w:numId w:val="2"/>
-              </w:numPr>
+              <w:spacing w:before="40" w:after="40"/>
             </w:pPr>
             <w:r>
               <w:rPr>
                 <w:rFonts w:ascii="Nunito" w:cs="Nunito" w:eastAsia="Nunito" w:hAnsi="Nunito"/>
-              </w:rPr>
-              <w:t xml:space="preserve">Software Architecture</w:t>
-            </w:r>
-          </w:p>
+                <w:b/>
+                <w:bCs/>
+                <w:color w:val="1E3A5F"/>
+                <w:sz w:val="20"/>
+                <w:szCs w:val="20"/>
+              </w:rPr>
+              <w:t xml:space="preserve">Architecture &amp; Design</w:t>
+            </w:r>
+          </w:p>
+        </w:tc>
+        <w:tc>
+          <w:tcPr>
+            <w:tcW w:type="dxa" w:w="7200"/>
+            <w:tcBorders>
+              <w:top w:val="none" w:color="FFFFFF" w:sz="0"/>
+              <w:left w:val="none" w:color="FFFFFF" w:sz="0"/>
+              <w:bottom w:val="none" w:color="FFFFFF" w:sz="0"/>
+              <w:right w:val="none" w:color="FFFFFF" w:sz="0"/>
+            </w:tcBorders>
+            <w:shd w:fill="F5F5F5" w:val="clear"/>
+          </w:tcPr>
           <w:p>
             <w:pPr>
-              <w:pStyle w:val="ListParagraph"/>
-              <w:numPr>
-                <w:ilvl w:val="0"/>
-                <w:numId w:val="2"/>
-              </w:numPr>
+              <w:spacing w:before="40" w:after="40"/>
             </w:pPr>
             <w:r>
               <w:rPr>
                 <w:rFonts w:ascii="Nunito" w:cs="Nunito" w:eastAsia="Nunito" w:hAnsi="Nunito"/>
-              </w:rPr>
-              <w:t xml:space="preserve">Project Management</w:t>
+                <w:sz w:val="20"/>
+                <w:szCs w:val="20"/>
+              </w:rPr>
+              <w:t xml:space="preserve">Domain-Driven Design, Microservices, Event-Driven Architecture</w:t>
+            </w:r>
+          </w:p>
+        </w:tc>
+      </w:tr>
+      <w:tr>
+        <w:tc>
+          <w:tcPr>
+            <w:tcW w:type="dxa" w:w="2800"/>
+            <w:tcBorders>
+              <w:top w:val="none" w:color="FFFFFF" w:sz="0"/>
+              <w:left w:val="none" w:color="FFFFFF" w:sz="0"/>
+              <w:bottom w:val="none" w:color="FFFFFF" w:sz="0"/>
+              <w:right w:val="none" w:color="FFFFFF" w:sz="0"/>
+            </w:tcBorders>
+          </w:tcPr>
+          <w:p>
+            <w:pPr>
+              <w:spacing w:before="40" w:after="40"/>
+            </w:pPr>
+            <w:r>
+              <w:rPr>
+                <w:rFonts w:ascii="Nunito" w:cs="Nunito" w:eastAsia="Nunito" w:hAnsi="Nunito"/>
+                <w:b/>
+                <w:bCs/>
+                <w:color w:val="1E3A5F"/>
+                <w:sz w:val="20"/>
+                <w:szCs w:val="20"/>
+              </w:rPr>
+              <w:t xml:space="preserve">Protocols &amp; APIs</w:t>
+            </w:r>
+          </w:p>
+        </w:tc>
+        <w:tc>
+          <w:tcPr>
+            <w:tcW w:type="dxa" w:w="7200"/>
+            <w:tcBorders>
+              <w:top w:val="none" w:color="FFFFFF" w:sz="0"/>
+              <w:left w:val="none" w:color="FFFFFF" w:sz="0"/>
+              <w:bottom w:val="none" w:color="FFFFFF" w:sz="0"/>
+              <w:right w:val="none" w:color="FFFFFF" w:sz="0"/>
+            </w:tcBorders>
+          </w:tcPr>
+          <w:p>
+            <w:pPr>
+              <w:spacing w:before="40" w:after="40"/>
+            </w:pPr>
+            <w:r>
+              <w:rPr>
+                <w:rFonts w:ascii="Nunito" w:cs="Nunito" w:eastAsia="Nunito" w:hAnsi="Nunito"/>
+                <w:sz w:val="20"/>
+                <w:szCs w:val="20"/>
+              </w:rPr>
+              <w:t xml:space="preserve">REST, SOAP, Swagger/OpenAPI, MQTT, WebSocket</w:t>
+            </w:r>
+          </w:p>
+        </w:tc>
+      </w:tr>
+      <w:tr>
+        <w:tc>
+          <w:tcPr>
+            <w:tcW w:type="dxa" w:w="2800"/>
+            <w:tcBorders>
+              <w:top w:val="none" w:color="FFFFFF" w:sz="0"/>
+              <w:left w:val="none" w:color="FFFFFF" w:sz="0"/>
+              <w:bottom w:val="none" w:color="FFFFFF" w:sz="0"/>
+              <w:right w:val="none" w:color="FFFFFF" w:sz="0"/>
+            </w:tcBorders>
+            <w:shd w:fill="F5F5F5" w:val="clear"/>
+          </w:tcPr>
+          <w:p>
+            <w:pPr>
+              <w:spacing w:before="40" w:after="40"/>
+            </w:pPr>
+            <w:r>
+              <w:rPr>
+                <w:rFonts w:ascii="Nunito" w:cs="Nunito" w:eastAsia="Nunito" w:hAnsi="Nunito"/>
+                <w:b/>
+                <w:bCs/>
+                <w:color w:val="1E3A5F"/>
+                <w:sz w:val="20"/>
+                <w:szCs w:val="20"/>
+              </w:rPr>
+              <w:t xml:space="preserve">Observability</w:t>
+            </w:r>
+          </w:p>
+        </w:tc>
+        <w:tc>
+          <w:tcPr>
+            <w:tcW w:type="dxa" w:w="7200"/>
+            <w:tcBorders>
+              <w:top w:val="none" w:color="FFFFFF" w:sz="0"/>
+              <w:left w:val="none" w:color="FFFFFF" w:sz="0"/>
+              <w:bottom w:val="none" w:color="FFFFFF" w:sz="0"/>
+              <w:right w:val="none" w:color="FFFFFF" w:sz="0"/>
+            </w:tcBorders>
+            <w:shd w:fill="F5F5F5" w:val="clear"/>
+          </w:tcPr>
+          <w:p>
+            <w:pPr>
+              <w:spacing w:before="40" w:after="40"/>
+            </w:pPr>
+            <w:r>
+              <w:rPr>
+                <w:rFonts w:ascii="Nunito" w:cs="Nunito" w:eastAsia="Nunito" w:hAnsi="Nunito"/>
+                <w:sz w:val="20"/>
+                <w:szCs w:val="20"/>
+              </w:rPr>
+              <w:t xml:space="preserve">Grafana, Prometheus, ELK Stack, Application Logging</w:t>
+            </w:r>
+          </w:p>
+        </w:tc>
+      </w:tr>
+      <w:tr>
+        <w:tc>
+          <w:tcPr>
+            <w:tcW w:type="dxa" w:w="2800"/>
+            <w:tcBorders>
+              <w:top w:val="none" w:color="FFFFFF" w:sz="0"/>
+              <w:left w:val="none" w:color="FFFFFF" w:sz="0"/>
+              <w:bottom w:val="none" w:color="FFFFFF" w:sz="0"/>
+              <w:right w:val="none" w:color="FFFFFF" w:sz="0"/>
+            </w:tcBorders>
+          </w:tcPr>
+          <w:p>
+            <w:pPr>
+              <w:spacing w:before="40" w:after="40"/>
+            </w:pPr>
+            <w:r>
+              <w:rPr>
+                <w:rFonts w:ascii="Nunito" w:cs="Nunito" w:eastAsia="Nunito" w:hAnsi="Nunito"/>
+                <w:b/>
+                <w:bCs/>
+                <w:color w:val="1E3A5F"/>
+                <w:sz w:val="20"/>
+                <w:szCs w:val="20"/>
+              </w:rPr>
+              <w:t xml:space="preserve">Security</w:t>
+            </w:r>
+          </w:p>
+        </w:tc>
+        <w:tc>
+          <w:tcPr>
+            <w:tcW w:type="dxa" w:w="7200"/>
+            <w:tcBorders>
+              <w:top w:val="none" w:color="FFFFFF" w:sz="0"/>
+              <w:left w:val="none" w:color="FFFFFF" w:sz="0"/>
+              <w:bottom w:val="none" w:color="FFFFFF" w:sz="0"/>
+              <w:right w:val="none" w:color="FFFFFF" w:sz="0"/>
+            </w:tcBorders>
+          </w:tcPr>
+          <w:p>
+            <w:pPr>
+              <w:spacing w:before="40" w:after="40"/>
+            </w:pPr>
+            <w:r>
+              <w:rPr>
+                <w:rFonts w:ascii="Nunito" w:cs="Nunito" w:eastAsia="Nunito" w:hAnsi="Nunito"/>
+                <w:sz w:val="20"/>
+                <w:szCs w:val="20"/>
+              </w:rPr>
+              <w:t xml:space="preserve">OAuth2, TLS/SSL, LDAP, Identity Provider Integration</w:t>
+            </w:r>
+          </w:p>
+        </w:tc>
+      </w:tr>
+      <w:tr>
+        <w:tc>
+          <w:tcPr>
+            <w:tcW w:type="dxa" w:w="2800"/>
+            <w:tcBorders>
+              <w:top w:val="none" w:color="FFFFFF" w:sz="0"/>
+              <w:left w:val="none" w:color="FFFFFF" w:sz="0"/>
+              <w:bottom w:val="none" w:color="FFFFFF" w:sz="0"/>
+              <w:right w:val="none" w:color="FFFFFF" w:sz="0"/>
+            </w:tcBorders>
+            <w:shd w:fill="F5F5F5" w:val="clear"/>
+          </w:tcPr>
+          <w:p>
+            <w:pPr>
+              <w:spacing w:before="40" w:after="40"/>
+            </w:pPr>
+            <w:r>
+              <w:rPr>
+                <w:rFonts w:ascii="Nunito" w:cs="Nunito" w:eastAsia="Nunito" w:hAnsi="Nunito"/>
+                <w:b/>
+                <w:bCs/>
+                <w:color w:val="1E3A5F"/>
+                <w:sz w:val="20"/>
+                <w:szCs w:val="20"/>
+              </w:rPr>
+              <w:t xml:space="preserve">Methodology</w:t>
+            </w:r>
+          </w:p>
+        </w:tc>
+        <w:tc>
+          <w:tcPr>
+            <w:tcW w:type="dxa" w:w="7200"/>
+            <w:tcBorders>
+              <w:top w:val="none" w:color="FFFFFF" w:sz="0"/>
+              <w:left w:val="none" w:color="FFFFFF" w:sz="0"/>
+              <w:bottom w:val="none" w:color="FFFFFF" w:sz="0"/>
+              <w:right w:val="none" w:color="FFFFFF" w:sz="0"/>
+            </w:tcBorders>
+            <w:shd w:fill="F5F5F5" w:val="clear"/>
+          </w:tcPr>
+          <w:p>
+            <w:pPr>
+              <w:spacing w:before="40" w:after="40"/>
+            </w:pPr>
+            <w:r>
+              <w:rPr>
+                <w:rFonts w:ascii="Nunito" w:cs="Nunito" w:eastAsia="Nunito" w:hAnsi="Nunito"/>
+                <w:sz w:val="20"/>
+                <w:szCs w:val="20"/>
+              </w:rPr>
+              <w:t xml:space="preserve">Scrum, Kanban, Test Driven Development, Requirements Engineering, Code Review</w:t>
+            </w:r>
+          </w:p>
+        </w:tc>
+      </w:tr>
+      <w:tr>
+        <w:tc>
+          <w:tcPr>
+            <w:tcW w:type="dxa" w:w="2800"/>
+            <w:tcBorders>
+              <w:top w:val="none" w:color="FFFFFF" w:sz="0"/>
+              <w:left w:val="none" w:color="FFFFFF" w:sz="0"/>
+              <w:bottom w:val="none" w:color="FFFFFF" w:sz="0"/>
+              <w:right w:val="none" w:color="FFFFFF" w:sz="0"/>
+            </w:tcBorders>
+          </w:tcPr>
+          <w:p>
+            <w:pPr>
+              <w:spacing w:before="40" w:after="40"/>
+            </w:pPr>
+            <w:r>
+              <w:rPr>
+                <w:rFonts w:ascii="Nunito" w:cs="Nunito" w:eastAsia="Nunito" w:hAnsi="Nunito"/>
+                <w:b/>
+                <w:bCs/>
+                <w:color w:val="1E3A5F"/>
+                <w:sz w:val="20"/>
+                <w:szCs w:val="20"/>
+              </w:rPr>
+              <w:t xml:space="preserve">Domains</w:t>
+            </w:r>
+          </w:p>
+        </w:tc>
+        <w:tc>
+          <w:tcPr>
+            <w:tcW w:type="dxa" w:w="7200"/>
+            <w:tcBorders>
+              <w:top w:val="none" w:color="FFFFFF" w:sz="0"/>
+              <w:left w:val="none" w:color="FFFFFF" w:sz="0"/>
+              <w:bottom w:val="none" w:color="FFFFFF" w:sz="0"/>
+              <w:right w:val="none" w:color="FFFFFF" w:sz="0"/>
+            </w:tcBorders>
+          </w:tcPr>
+          <w:p>
+            <w:pPr>
+              <w:spacing w:before="40" w:after="40"/>
+            </w:pPr>
+            <w:r>
+              <w:rPr>
+                <w:rFonts w:ascii="Nunito" w:cs="Nunito" w:eastAsia="Nunito" w:hAnsi="Nunito"/>
+                <w:sz w:val="20"/>
+                <w:szCs w:val="20"/>
+              </w:rPr>
+              <w:t xml:space="preserve">IoT, Smart Home, Embedded Systems, Linux Drivers, Enterprise Software, Automotive</w:t>
             </w:r>
           </w:p>
         </w:tc>
       </w:tr>
     </w:tbl>
     <w:p>
+      <w:r>
+        <w:br w:type="page"/>
+      </w:r>
+    </w:p>
+    <w:p>
       <w:pPr>
         <w:pStyle w:val="SectionHeader"/>
       </w:pPr>
       <w:r>
-        <w:t xml:space="preserve">Key Achievements</w:t>
-      </w:r>
-    </w:p>
-    <w:tbl>
-      <w:tblPr>
-        <w:tblW w:type="auto" w:w="100"/>
-        <w:tblBorders>
-          <w:top w:val="single" w:color="auto" w:sz="4"/>
-          <w:left w:val="single" w:color="auto" w:sz="4"/>
-          <w:bottom w:val="single" w:color="auto" w:sz="4"/>
-          <w:right w:val="single" w:color="auto" w:sz="4"/>
-          <w:insideH w:val="single" w:color="auto" w:sz="4"/>
-          <w:insideV w:val="single" w:color="auto" w:sz="4"/>
-        </w:tblBorders>
-      </w:tblPr>
-      <w:tblGrid>
-        <w:gridCol w:w="1200"/>
-        <w:gridCol w:w="8800"/>
-      </w:tblGrid>
-      <w:tr>
-        <w:tc>
-          <w:tcPr>
-            <w:tcW w:type="dxa" w:w="1200"/>
-            <w:tcBorders>
-              <w:top w:val="none" w:color="FFFFFF" w:sz="0"/>
-              <w:left w:val="none" w:color="FFFFFF" w:sz="0"/>
-              <w:bottom w:val="none" w:color="FFFFFF" w:sz="0"/>
-              <w:right w:val="none" w:color="FFFFFF" w:sz="0"/>
-            </w:tcBorders>
-            <w:shd w:fill="D0520F" w:val="clear"/>
-            <w:vAlign w:val="center"/>
-          </w:tcPr>
-          <w:p>
-            <w:pPr>
-              <w:jc w:val="center"/>
-            </w:pPr>
-            <w:r>
-              <w:rPr>
-                <w:rFonts w:ascii="Nunito" w:cs="Nunito" w:eastAsia="Nunito" w:hAnsi="Nunito"/>
-                <w:b/>
-                <w:bCs/>
-                <w:color w:val="FFFFFF"/>
-              </w:rPr>
-              <w:t xml:space="preserve">2014</w:t>
-            </w:r>
-          </w:p>
-        </w:tc>
-        <w:tc>
-          <w:tcPr>
-            <w:tcW w:type="dxa" w:w="8800"/>
-            <w:tcBorders>
-              <w:top w:val="none" w:color="FFFFFF" w:sz="0"/>
-              <w:left w:val="none" w:color="FFFFFF" w:sz="0"/>
-              <w:bottom w:val="none" w:color="FFFFFF" w:sz="0"/>
-              <w:right w:val="none" w:color="FFFFFF" w:sz="0"/>
-            </w:tcBorders>
-          </w:tcPr>
-          <w:p>
-            <w:pPr>
-              <w:spacing w:before="60" w:after="60"/>
-              <w:ind w:left="100"/>
-            </w:pPr>
-            <w:r>
-              <w:rPr>
-                <w:rFonts w:ascii="Nunito" w:cs="Nunito" w:eastAsia="Nunito" w:hAnsi="Nunito"/>
-                <w:b/>
-                <w:bCs/>
-              </w:rPr>
-              <w:t xml:space="preserve">Winner - Baden-Württemberg Goes Mobile</w:t>
-            </w:r>
-            <w:r>
-              <w:rPr>
-                <w:rFonts w:ascii="Nunito" w:cs="Nunito" w:eastAsia="Nunito" w:hAnsi="Nunito"/>
-              </w:rPr>
-              <w:t xml:space="preserve"> (Category: Mobile Housemate 2.0)</w:t>
-            </w:r>
-          </w:p>
-        </w:tc>
-      </w:tr>
-      <w:tr>
-        <w:tc>
-          <w:tcPr>
-            <w:tcW w:type="dxa" w:w="1200"/>
-            <w:tcBorders>
-              <w:top w:val="none" w:color="FFFFFF" w:sz="0"/>
-              <w:left w:val="none" w:color="FFFFFF" w:sz="0"/>
-              <w:bottom w:val="none" w:color="FFFFFF" w:sz="0"/>
-              <w:right w:val="none" w:color="FFFFFF" w:sz="0"/>
-            </w:tcBorders>
-            <w:shd w:fill="1E3A5F" w:val="clear"/>
-            <w:vAlign w:val="center"/>
-          </w:tcPr>
-          <w:p>
-            <w:pPr>
-              <w:jc w:val="center"/>
-            </w:pPr>
-            <w:r>
-              <w:rPr>
-                <w:rFonts w:ascii="Nunito" w:cs="Nunito" w:eastAsia="Nunito" w:hAnsi="Nunito"/>
-                <w:b/>
-                <w:bCs/>
-                <w:color w:val="FFFFFF"/>
-              </w:rPr>
-              <w:t xml:space="preserve">2013</w:t>
-            </w:r>
-          </w:p>
-        </w:tc>
-        <w:tc>
-          <w:tcPr>
-            <w:tcW w:type="dxa" w:w="8800"/>
-            <w:tcBorders>
-              <w:top w:val="none" w:color="FFFFFF" w:sz="0"/>
-              <w:left w:val="none" w:color="FFFFFF" w:sz="0"/>
-              <w:bottom w:val="none" w:color="FFFFFF" w:sz="0"/>
-              <w:right w:val="none" w:color="FFFFFF" w:sz="0"/>
-            </w:tcBorders>
-          </w:tcPr>
-          <w:p>
-            <w:pPr>
-              <w:spacing w:before="60" w:after="60"/>
-              <w:ind w:left="100"/>
-            </w:pPr>
-            <w:r>
-              <w:rPr>
-                <w:rFonts w:ascii="Nunito" w:cs="Nunito" w:eastAsia="Nunito" w:hAnsi="Nunito"/>
-                <w:b/>
-                <w:bCs/>
-              </w:rPr>
-              <w:t xml:space="preserve">Winner - Regional Cup Elevator Pitch Baden-Württemberg</w:t>
-            </w:r>
-            <w:r>
-              <w:rPr>
-                <w:rFonts w:ascii="Nunito" w:cs="Nunito" w:eastAsia="Nunito" w:hAnsi="Nunito"/>
-              </w:rPr>
-              <w:t xml:space="preserve"> (Südschwarzwald)</w:t>
-            </w:r>
-          </w:p>
-        </w:tc>
-      </w:tr>
-    </w:tbl>
-    <w:p>
-      <w:r>
-        <w:br w:type="page"/>
-      </w:r>
-    </w:p>
-    <w:p>
-      <w:pPr>
-        <w:pStyle w:val="SectionHeader"/>
-      </w:pPr>
-      <w:r>
         <w:t xml:space="preserve">Selected Projects</w:t>
       </w:r>
     </w:p>
@@ -863,7 +1105,7 @@
         <w:pStyle w:val="ListParagraph"/>
         <w:numPr>
           <w:ilvl w:val="0"/>
-          <w:numId w:val="3"/>
+          <w:numId w:val="2"/>
         </w:numPr>
       </w:pPr>
       <w:r>
@@ -880,7 +1122,7 @@
         <w:pStyle w:val="ListParagraph"/>
         <w:numPr>
           <w:ilvl w:val="0"/>
-          <w:numId w:val="3"/>
+          <w:numId w:val="2"/>
         </w:numPr>
       </w:pPr>
       <w:r>
@@ -897,7 +1139,7 @@
         <w:pStyle w:val="ListParagraph"/>
         <w:numPr>
           <w:ilvl w:val="0"/>
-          <w:numId w:val="3"/>
+          <w:numId w:val="2"/>
         </w:numPr>
       </w:pPr>
       <w:r>
@@ -907,6 +1149,23 @@
           <w:szCs w:val="20"/>
         </w:rPr>
         <w:t xml:space="preserve">Integrated C library from LITEF for high-performance shared memory access</w:t>
+      </w:r>
+    </w:p>
+    <w:p>
+      <w:pPr>
+        <w:pStyle w:val="ListParagraph"/>
+        <w:numPr>
+          <w:ilvl w:val="0"/>
+          <w:numId w:val="2"/>
+        </w:numPr>
+      </w:pPr>
+      <w:r>
+        <w:rPr>
+          <w:rFonts w:ascii="Nunito" w:cs="Nunito" w:eastAsia="Nunito" w:hAnsi="Nunito"/>
+          <w:sz w:val="20"/>
+          <w:szCs w:val="20"/>
+        </w:rPr>
+        <w:t xml:space="preserve">Ongoing maintenance: security updates, performance optimizations, and bug fixes</w:t>
       </w:r>
     </w:p>
     <w:p>
@@ -947,7 +1206,7 @@
         <w:pStyle w:val="CompanyRole"/>
       </w:pPr>
       <w:r>
-        <w:t xml:space="preserve">Cloudflight GmbH / Porsche Informatik | Software Developer &amp; Architect | 2021 – Present</w:t>
+        <w:t xml:space="preserve">Cloudflight GmbH / Porsche Informatik GmbH | Software Developer &amp; Architect | 2021 – Present</w:t>
       </w:r>
     </w:p>
     <w:p>
@@ -965,50 +1224,67 @@
         <w:pStyle w:val="ListParagraph"/>
         <w:numPr>
           <w:ilvl w:val="0"/>
-          <w:numId w:val="3"/>
-        </w:numPr>
-      </w:pPr>
-      <w:r>
-        <w:rPr>
-          <w:rFonts w:ascii="Nunito" w:cs="Nunito" w:eastAsia="Nunito" w:hAnsi="Nunito"/>
-          <w:sz w:val="20"/>
-          <w:szCs w:val="20"/>
-        </w:rPr>
-        <w:t xml:space="preserve">Member of Architect Team; go-to problem solver for complex technical challenges and requirements analysis</w:t>
-      </w:r>
-    </w:p>
-    <w:p>
-      <w:pPr>
-        <w:pStyle w:val="ListParagraph"/>
-        <w:numPr>
-          <w:ilvl w:val="0"/>
-          <w:numId w:val="3"/>
-        </w:numPr>
-      </w:pPr>
-      <w:r>
-        <w:rPr>
-          <w:rFonts w:ascii="Nunito" w:cs="Nunito" w:eastAsia="Nunito" w:hAnsi="Nunito"/>
-          <w:sz w:val="20"/>
-          <w:szCs w:val="20"/>
-        </w:rPr>
-        <w:t xml:space="preserve">Delivered features across multiple modules: Stocklist, Offer/Contract, DocFlow, Multi-Currency, Special Tax, Vehicle Management</w:t>
-      </w:r>
-    </w:p>
-    <w:p>
-      <w:pPr>
-        <w:pStyle w:val="ListParagraph"/>
-        <w:numPr>
-          <w:ilvl w:val="0"/>
-          <w:numId w:val="3"/>
-        </w:numPr>
-      </w:pPr>
-      <w:r>
-        <w:rPr>
-          <w:rFonts w:ascii="Nunito" w:cs="Nunito" w:eastAsia="Nunito" w:hAnsi="Nunito"/>
-          <w:sz w:val="20"/>
-          <w:szCs w:val="20"/>
-        </w:rPr>
-        <w:t xml:space="preserve">2+ years in SFO1 team, now in SFO4/SWP: VU3 development plus legacy maintenance for Italian dealers not yet migrated</w:t>
+          <w:numId w:val="2"/>
+        </w:numPr>
+      </w:pPr>
+      <w:r>
+        <w:rPr>
+          <w:rFonts w:ascii="Nunito" w:cs="Nunito" w:eastAsia="Nunito" w:hAnsi="Nunito"/>
+          <w:sz w:val="20"/>
+          <w:szCs w:val="20"/>
+        </w:rPr>
+        <w:t xml:space="preserve">2 years SFO1 team: Stocklist, Add-Ons, Buildability &amp; Actuality Check, Salesperson Management, Performance Board, Vehicle Management, Contract Broker, Sales Folder</w:t>
+      </w:r>
+    </w:p>
+    <w:p>
+      <w:pPr>
+        <w:pStyle w:val="ListParagraph"/>
+        <w:numPr>
+          <w:ilvl w:val="0"/>
+          <w:numId w:val="2"/>
+        </w:numPr>
+      </w:pPr>
+      <w:r>
+        <w:rPr>
+          <w:rFonts w:ascii="Nunito" w:cs="Nunito" w:eastAsia="Nunito" w:hAnsi="Nunito"/>
+          <w:sz w:val="20"/>
+          <w:szCs w:val="20"/>
+        </w:rPr>
+        <w:t xml:space="preserve">2+ years SFO4 team (ongoing): Multi-Currency, Special Tax, Porsche Vehicle Integration, DocFlow Integration, Selections, Datahub</w:t>
+      </w:r>
+    </w:p>
+    <w:p>
+      <w:pPr>
+        <w:pStyle w:val="ListParagraph"/>
+        <w:numPr>
+          <w:ilvl w:val="0"/>
+          <w:numId w:val="2"/>
+        </w:numPr>
+      </w:pPr>
+      <w:r>
+        <w:rPr>
+          <w:rFonts w:ascii="Nunito" w:cs="Nunito" w:eastAsia="Nunito" w:hAnsi="Nunito"/>
+          <w:sz w:val="20"/>
+          <w:szCs w:val="20"/>
+        </w:rPr>
+        <w:t xml:space="preserve">½+ year SWP team (ongoing): Legacy sales application Italy – Bug fixing, security/regulatory features, maintenance until migration 2027</w:t>
+      </w:r>
+    </w:p>
+    <w:p>
+      <w:pPr>
+        <w:pStyle w:val="ListParagraph"/>
+        <w:numPr>
+          <w:ilvl w:val="0"/>
+          <w:numId w:val="2"/>
+        </w:numPr>
+      </w:pPr>
+      <w:r>
+        <w:rPr>
+          <w:rFonts w:ascii="Nunito" w:cs="Nunito" w:eastAsia="Nunito" w:hAnsi="Nunito"/>
+          <w:sz w:val="20"/>
+          <w:szCs w:val="20"/>
+        </w:rPr>
+        <w:t xml:space="preserve">2+ years Technical Architecture Team (ongoing): Cross-domain team defining overall system architecture</w:t>
       </w:r>
     </w:p>
     <w:p>
@@ -1067,7 +1343,7 @@
         <w:pStyle w:val="ListParagraph"/>
         <w:numPr>
           <w:ilvl w:val="0"/>
-          <w:numId w:val="3"/>
+          <w:numId w:val="2"/>
         </w:numPr>
       </w:pPr>
       <w:r>
@@ -1084,7 +1360,7 @@
         <w:pStyle w:val="ListParagraph"/>
         <w:numPr>
           <w:ilvl w:val="0"/>
-          <w:numId w:val="3"/>
+          <w:numId w:val="2"/>
         </w:numPr>
       </w:pPr>
       <w:r>
@@ -1101,7 +1377,7 @@
         <w:pStyle w:val="ListParagraph"/>
         <w:numPr>
           <w:ilvl w:val="0"/>
-          <w:numId w:val="3"/>
+          <w:numId w:val="2"/>
         </w:numPr>
       </w:pPr>
       <w:r>
@@ -1135,7 +1411,7 @@
           <w:sz w:val="18"/>
           <w:szCs w:val="18"/>
         </w:rPr>
-        <w:t xml:space="preserve">C, Linux Kernel, GigE Vision, FPGA Integration</w:t>
+        <w:t xml:space="preserve">C, Linux Kernel, GigE Vision</w:t>
       </w:r>
     </w:p>
     <w:p>
@@ -1169,7 +1445,7 @@
         <w:pStyle w:val="ListParagraph"/>
         <w:numPr>
           <w:ilvl w:val="0"/>
-          <w:numId w:val="3"/>
+          <w:numId w:val="2"/>
         </w:numPr>
       </w:pPr>
       <w:r>
@@ -1186,7 +1462,7 @@
         <w:pStyle w:val="ListParagraph"/>
         <w:numPr>
           <w:ilvl w:val="0"/>
-          <w:numId w:val="3"/>
+          <w:numId w:val="2"/>
         </w:numPr>
       </w:pPr>
       <w:r>
@@ -1196,6 +1472,23 @@
           <w:szCs w:val="20"/>
         </w:rPr>
         <w:t xml:space="preserve">Integrated with existing IHK backend infrastructure for seamless data exchange</w:t>
+      </w:r>
+    </w:p>
+    <w:p>
+      <w:pPr>
+        <w:pStyle w:val="ListParagraph"/>
+        <w:numPr>
+          <w:ilvl w:val="0"/>
+          <w:numId w:val="2"/>
+        </w:numPr>
+      </w:pPr>
+      <w:r>
+        <w:rPr>
+          <w:rFonts w:ascii="Nunito" w:cs="Nunito" w:eastAsia="Nunito" w:hAnsi="Nunito"/>
+          <w:sz w:val="20"/>
+          <w:szCs w:val="20"/>
+        </w:rPr>
+        <w:t xml:space="preserve">Ongoing maintenance: security updates, performance optimizations, and bug fixes</w:t>
       </w:r>
     </w:p>
     <w:p>
@@ -1254,7 +1547,7 @@
         <w:pStyle w:val="ListParagraph"/>
         <w:numPr>
           <w:ilvl w:val="0"/>
-          <w:numId w:val="3"/>
+          <w:numId w:val="2"/>
         </w:numPr>
       </w:pPr>
       <w:r>
@@ -1271,7 +1564,7 @@
         <w:pStyle w:val="ListParagraph"/>
         <w:numPr>
           <w:ilvl w:val="0"/>
-          <w:numId w:val="3"/>
+          <w:numId w:val="2"/>
         </w:numPr>
       </w:pPr>
       <w:r>
@@ -1281,6 +1574,23 @@
           <w:szCs w:val="20"/>
         </w:rPr>
         <w:t xml:space="preserve">Shares backend infrastructure with eFaktura; custom Angular frontend</w:t>
+      </w:r>
+    </w:p>
+    <w:p>
+      <w:pPr>
+        <w:pStyle w:val="ListParagraph"/>
+        <w:numPr>
+          <w:ilvl w:val="0"/>
+          <w:numId w:val="2"/>
+        </w:numPr>
+      </w:pPr>
+      <w:r>
+        <w:rPr>
+          <w:rFonts w:ascii="Nunito" w:cs="Nunito" w:eastAsia="Nunito" w:hAnsi="Nunito"/>
+          <w:sz w:val="20"/>
+          <w:szCs w:val="20"/>
+        </w:rPr>
+        <w:t xml:space="preserve">Ongoing maintenance: security updates, performance optimizations, and bug fixes</w:t>
       </w:r>
     </w:p>
     <w:p>
@@ -1339,7 +1649,7 @@
         <w:pStyle w:val="ListParagraph"/>
         <w:numPr>
           <w:ilvl w:val="0"/>
-          <w:numId w:val="3"/>
+          <w:numId w:val="2"/>
         </w:numPr>
       </w:pPr>
       <w:r>
@@ -1356,7 +1666,7 @@
         <w:pStyle w:val="ListParagraph"/>
         <w:numPr>
           <w:ilvl w:val="0"/>
-          <w:numId w:val="3"/>
+          <w:numId w:val="2"/>
         </w:numPr>
       </w:pPr>
       <w:r>
@@ -1373,7 +1683,7 @@
         <w:pStyle w:val="ListParagraph"/>
         <w:numPr>
           <w:ilvl w:val="0"/>
-          <w:numId w:val="3"/>
+          <w:numId w:val="2"/>
         </w:numPr>
       </w:pPr>
       <w:r>
@@ -1407,7 +1717,7 @@
           <w:sz w:val="18"/>
           <w:szCs w:val="18"/>
         </w:rPr>
-        <w:t xml:space="preserve">Android, Java, Bluetooth LE, Material Design</w:t>
+        <w:t xml:space="preserve">Android, Java, Bluetooth LE</w:t>
       </w:r>
     </w:p>
     <w:p>
@@ -1441,7 +1751,7 @@
         <w:pStyle w:val="ListParagraph"/>
         <w:numPr>
           <w:ilvl w:val="0"/>
-          <w:numId w:val="3"/>
+          <w:numId w:val="2"/>
         </w:numPr>
       </w:pPr>
       <w:r>
@@ -1458,7 +1768,7 @@
         <w:pStyle w:val="ListParagraph"/>
         <w:numPr>
           <w:ilvl w:val="0"/>
-          <w:numId w:val="3"/>
+          <w:numId w:val="2"/>
         </w:numPr>
       </w:pPr>
       <w:r>
@@ -1475,7 +1785,7 @@
         <w:pStyle w:val="ListParagraph"/>
         <w:numPr>
           <w:ilvl w:val="0"/>
-          <w:numId w:val="3"/>
+          <w:numId w:val="2"/>
         </w:numPr>
       </w:pPr>
       <w:r>
@@ -1543,7 +1853,7 @@
         <w:pStyle w:val="ListParagraph"/>
         <w:numPr>
           <w:ilvl w:val="0"/>
-          <w:numId w:val="3"/>
+          <w:numId w:val="2"/>
         </w:numPr>
       </w:pPr>
       <w:r>
@@ -1560,7 +1870,7 @@
         <w:pStyle w:val="ListParagraph"/>
         <w:numPr>
           <w:ilvl w:val="0"/>
-          <w:numId w:val="3"/>
+          <w:numId w:val="2"/>
         </w:numPr>
       </w:pPr>
       <w:r>
@@ -1577,7 +1887,7 @@
         <w:pStyle w:val="ListParagraph"/>
         <w:numPr>
           <w:ilvl w:val="0"/>
-          <w:numId w:val="3"/>
+          <w:numId w:val="2"/>
         </w:numPr>
       </w:pPr>
       <w:r>
@@ -1587,6 +1897,23 @@
           <w:szCs w:val="20"/>
         </w:rPr>
         <w:t xml:space="preserve">Deployed internally at twiceD offices; served external customers as SaaS</w:t>
+      </w:r>
+    </w:p>
+    <w:p>
+      <w:pPr>
+        <w:pStyle w:val="ListParagraph"/>
+        <w:numPr>
+          <w:ilvl w:val="0"/>
+          <w:numId w:val="2"/>
+        </w:numPr>
+      </w:pPr>
+      <w:r>
+        <w:rPr>
+          <w:rFonts w:ascii="Nunito" w:cs="Nunito" w:eastAsia="Nunito" w:hAnsi="Nunito"/>
+          <w:sz w:val="20"/>
+          <w:szCs w:val="20"/>
+        </w:rPr>
+        <w:t xml:space="preserve">Ongoing maintenance: security updates, performance optimizations, and bug fixes</w:t>
       </w:r>
     </w:p>
     <w:p>
@@ -1645,7 +1972,7 @@
         <w:pStyle w:val="ListParagraph"/>
         <w:numPr>
           <w:ilvl w:val="0"/>
-          <w:numId w:val="3"/>
+          <w:numId w:val="2"/>
         </w:numPr>
       </w:pPr>
       <w:r>
@@ -1662,7 +1989,7 @@
         <w:pStyle w:val="ListParagraph"/>
         <w:numPr>
           <w:ilvl w:val="0"/>
-          <w:numId w:val="3"/>
+          <w:numId w:val="2"/>
         </w:numPr>
       </w:pPr>
       <w:r>
@@ -1679,7 +2006,7 @@
         <w:pStyle w:val="ListParagraph"/>
         <w:numPr>
           <w:ilvl w:val="0"/>
-          <w:numId w:val="3"/>
+          <w:numId w:val="2"/>
         </w:numPr>
       </w:pPr>
       <w:r>
@@ -1747,7 +2074,7 @@
         <w:pStyle w:val="ListParagraph"/>
         <w:numPr>
           <w:ilvl w:val="0"/>
-          <w:numId w:val="3"/>
+          <w:numId w:val="2"/>
         </w:numPr>
       </w:pPr>
       <w:r>
@@ -1764,7 +2091,7 @@
         <w:pStyle w:val="ListParagraph"/>
         <w:numPr>
           <w:ilvl w:val="0"/>
-          <w:numId w:val="3"/>
+          <w:numId w:val="2"/>
         </w:numPr>
       </w:pPr>
       <w:r>
@@ -1824,32 +2151,32 @@
           <w:sz w:val="20"/>
           <w:szCs w:val="20"/>
         </w:rPr>
-        <w:t xml:space="preserve">Developed an ICO platform for influencer marketing on the Stellar blockchain.</w:t>
-      </w:r>
-    </w:p>
-    <w:p>
-      <w:pPr>
-        <w:pStyle w:val="ListParagraph"/>
-        <w:numPr>
-          <w:ilvl w:val="0"/>
-          <w:numId w:val="3"/>
-        </w:numPr>
-      </w:pPr>
-      <w:r>
-        <w:rPr>
-          <w:rFonts w:ascii="Nunito" w:cs="Nunito" w:eastAsia="Nunito" w:hAnsi="Nunito"/>
-          <w:sz w:val="20"/>
-          <w:szCs w:val="20"/>
-        </w:rPr>
-        <w:t xml:space="preserve">Smart contract development on Stellar network for token issuance and trading</w:t>
-      </w:r>
-    </w:p>
-    <w:p>
-      <w:pPr>
-        <w:pStyle w:val="ListParagraph"/>
-        <w:numPr>
-          <w:ilvl w:val="0"/>
-          <w:numId w:val="3"/>
+        <w:t xml:space="preserve">Developed an ICO platform for influencer marketing based on Blockchain technology.</w:t>
+      </w:r>
+    </w:p>
+    <w:p>
+      <w:pPr>
+        <w:pStyle w:val="ListParagraph"/>
+        <w:numPr>
+          <w:ilvl w:val="0"/>
+          <w:numId w:val="2"/>
+        </w:numPr>
+      </w:pPr>
+      <w:r>
+        <w:rPr>
+          <w:rFonts w:ascii="Nunito" w:cs="Nunito" w:eastAsia="Nunito" w:hAnsi="Nunito"/>
+          <w:sz w:val="20"/>
+          <w:szCs w:val="20"/>
+        </w:rPr>
+        <w:t xml:space="preserve">Smart contract development for token issuance and trading</w:t>
+      </w:r>
+    </w:p>
+    <w:p>
+      <w:pPr>
+        <w:pStyle w:val="ListParagraph"/>
+        <w:numPr>
+          <w:ilvl w:val="0"/>
+          <w:numId w:val="2"/>
         </w:numPr>
       </w:pPr>
       <w:r>
@@ -1866,16 +2193,16 @@
         <w:pStyle w:val="ListParagraph"/>
         <w:numPr>
           <w:ilvl w:val="0"/>
-          <w:numId w:val="3"/>
-        </w:numPr>
-      </w:pPr>
-      <w:r>
-        <w:rPr>
-          <w:rFonts w:ascii="Nunito" w:cs="Nunito" w:eastAsia="Nunito" w:hAnsi="Nunito"/>
-          <w:sz w:val="20"/>
-          <w:szCs w:val="20"/>
-        </w:rPr>
-        <w:t xml:space="preserve">Integration of Stellar SDK for wallet management and transaction processing</w:t>
+          <w:numId w:val="2"/>
+        </w:numPr>
+      </w:pPr>
+      <w:r>
+        <w:rPr>
+          <w:rFonts w:ascii="Nunito" w:cs="Nunito" w:eastAsia="Nunito" w:hAnsi="Nunito"/>
+          <w:sz w:val="20"/>
+          <w:szCs w:val="20"/>
+        </w:rPr>
+        <w:t xml:space="preserve">Integration of Blockchain SDK for wallet management and transaction processing</w:t>
       </w:r>
     </w:p>
     <w:p>
@@ -1900,7 +2227,7 @@
           <w:sz w:val="18"/>
           <w:szCs w:val="18"/>
         </w:rPr>
-        <w:t xml:space="preserve">Stellar, Angular, Java, Python</w:t>
+        <w:t xml:space="preserve">Blockchain, Angular, Java, Python</w:t>
       </w:r>
     </w:p>
     <w:p>
@@ -1908,7 +2235,7 @@
         <w:pStyle w:val="ProjectTitle"/>
       </w:pPr>
       <w:r>
-        <w:t xml:space="preserve">Obsidian – Embedded OS &amp; Drivers for PLC2</w:t>
+        <w:t xml:space="preserve">Obsidian – Embedded OS &amp; Drivers</w:t>
       </w:r>
     </w:p>
     <w:p>
@@ -1934,7 +2261,7 @@
         <w:pStyle w:val="ListParagraph"/>
         <w:numPr>
           <w:ilvl w:val="0"/>
-          <w:numId w:val="3"/>
+          <w:numId w:val="2"/>
         </w:numPr>
       </w:pPr>
       <w:r>
@@ -1951,7 +2278,7 @@
         <w:pStyle w:val="ListParagraph"/>
         <w:numPr>
           <w:ilvl w:val="0"/>
-          <w:numId w:val="3"/>
+          <w:numId w:val="2"/>
         </w:numPr>
       </w:pPr>
       <w:r>
@@ -1968,7 +2295,7 @@
         <w:pStyle w:val="ListParagraph"/>
         <w:numPr>
           <w:ilvl w:val="0"/>
-          <w:numId w:val="3"/>
+          <w:numId w:val="2"/>
         </w:numPr>
       </w:pPr>
       <w:r>
@@ -2036,7 +2363,7 @@
         <w:pStyle w:val="ListParagraph"/>
         <w:numPr>
           <w:ilvl w:val="0"/>
-          <w:numId w:val="3"/>
+          <w:numId w:val="2"/>
         </w:numPr>
       </w:pPr>
       <w:r>
@@ -2053,7 +2380,7 @@
         <w:pStyle w:val="ListParagraph"/>
         <w:numPr>
           <w:ilvl w:val="0"/>
-          <w:numId w:val="3"/>
+          <w:numId w:val="2"/>
         </w:numPr>
       </w:pPr>
       <w:r>
@@ -2070,7 +2397,7 @@
         <w:pStyle w:val="ListParagraph"/>
         <w:numPr>
           <w:ilvl w:val="0"/>
-          <w:numId w:val="3"/>
+          <w:numId w:val="2"/>
         </w:numPr>
       </w:pPr>
       <w:r>
@@ -2087,7 +2414,7 @@
         <w:pStyle w:val="ListParagraph"/>
         <w:numPr>
           <w:ilvl w:val="0"/>
-          <w:numId w:val="3"/>
+          <w:numId w:val="2"/>
         </w:numPr>
       </w:pPr>
       <w:r>
@@ -2155,7 +2482,7 @@
         <w:pStyle w:val="ListParagraph"/>
         <w:numPr>
           <w:ilvl w:val="0"/>
-          <w:numId w:val="3"/>
+          <w:numId w:val="2"/>
         </w:numPr>
       </w:pPr>
       <w:r>
@@ -2172,7 +2499,7 @@
         <w:pStyle w:val="ListParagraph"/>
         <w:numPr>
           <w:ilvl w:val="0"/>
-          <w:numId w:val="3"/>
+          <w:numId w:val="2"/>
         </w:numPr>
       </w:pPr>
       <w:r>
@@ -2189,7 +2516,7 @@
         <w:pStyle w:val="ListParagraph"/>
         <w:numPr>
           <w:ilvl w:val="0"/>
-          <w:numId w:val="3"/>
+          <w:numId w:val="2"/>
         </w:numPr>
       </w:pPr>
       <w:r>
@@ -2199,6 +2526,23 @@
           <w:szCs w:val="20"/>
         </w:rPr>
         <w:t xml:space="preserve">Optimized power consumption for continuous background BLE scanning</w:t>
+      </w:r>
+    </w:p>
+    <w:p>
+      <w:pPr>
+        <w:pStyle w:val="ListParagraph"/>
+        <w:numPr>
+          <w:ilvl w:val="0"/>
+          <w:numId w:val="2"/>
+        </w:numPr>
+      </w:pPr>
+      <w:r>
+        <w:rPr>
+          <w:rFonts w:ascii="Nunito" w:cs="Nunito" w:eastAsia="Nunito" w:hAnsi="Nunito"/>
+          <w:sz w:val="20"/>
+          <w:szCs w:val="20"/>
+        </w:rPr>
+        <w:t xml:space="preserve">Integration with external systems for alarm forwarding and data exchange</w:t>
       </w:r>
     </w:p>
     <w:p>
@@ -2257,7 +2601,7 @@
         <w:pStyle w:val="ListParagraph"/>
         <w:numPr>
           <w:ilvl w:val="0"/>
-          <w:numId w:val="3"/>
+          <w:numId w:val="2"/>
         </w:numPr>
       </w:pPr>
       <w:r>
@@ -2274,7 +2618,7 @@
         <w:pStyle w:val="ListParagraph"/>
         <w:numPr>
           <w:ilvl w:val="0"/>
-          <w:numId w:val="3"/>
+          <w:numId w:val="2"/>
         </w:numPr>
       </w:pPr>
       <w:r>
@@ -2324,68 +2668,51 @@
         <w:pStyle w:val="CompanyRole"/>
       </w:pPr>
       <w:r>
-        <w:t xml:space="preserve">Own Startup | Founder &amp; Developer | 03/2013 – 12/2014</w:t>
-      </w:r>
-    </w:p>
-    <w:p>
-      <w:r>
-        <w:rPr>
-          <w:rFonts w:ascii="Nunito" w:cs="Nunito" w:eastAsia="Nunito" w:hAnsi="Nunito"/>
-          <w:sz w:val="20"/>
-          <w:szCs w:val="20"/>
-        </w:rPr>
-        <w:t xml:space="preserve">Founded and technically developed a smart home system with custom gateway and integrated home automation.</w:t>
-      </w:r>
-    </w:p>
-    <w:p>
-      <w:pPr>
-        <w:pStyle w:val="ListParagraph"/>
-        <w:numPr>
-          <w:ilvl w:val="0"/>
-          <w:numId w:val="3"/>
-        </w:numPr>
-      </w:pPr>
-      <w:r>
-        <w:rPr>
-          <w:rFonts w:ascii="Nunito" w:cs="Nunito" w:eastAsia="Nunito" w:hAnsi="Nunito"/>
-          <w:sz w:val="20"/>
-          <w:szCs w:val="20"/>
-        </w:rPr>
-        <w:t xml:space="preserve">Custom embedded Linux gateway (Yocto) with multi-protocol support</w:t>
-      </w:r>
-    </w:p>
-    <w:p>
-      <w:pPr>
-        <w:pStyle w:val="ListParagraph"/>
-        <w:numPr>
-          <w:ilvl w:val="0"/>
-          <w:numId w:val="3"/>
-        </w:numPr>
-      </w:pPr>
-      <w:r>
-        <w:rPr>
-          <w:rFonts w:ascii="Nunito" w:cs="Nunito" w:eastAsia="Nunito" w:hAnsi="Nunito"/>
-          <w:sz w:val="20"/>
-          <w:szCs w:val="20"/>
-        </w:rPr>
-        <w:t xml:space="preserve">Winner: Baden-Württemberg Goes Mobile 2014 (Category: Mobile Housemate 2.0)</w:t>
-      </w:r>
-    </w:p>
-    <w:p>
-      <w:pPr>
-        <w:pStyle w:val="ListParagraph"/>
-        <w:numPr>
-          <w:ilvl w:val="0"/>
-          <w:numId w:val="3"/>
-        </w:numPr>
-      </w:pPr>
-      <w:r>
-        <w:rPr>
-          <w:rFonts w:ascii="Nunito" w:cs="Nunito" w:eastAsia="Nunito" w:hAnsi="Nunito"/>
-          <w:sz w:val="20"/>
-          <w:szCs w:val="20"/>
-        </w:rPr>
-        <w:t xml:space="preserve">Winner: Regional Cup Elevator Pitch Baden-Württemberg 2013 (Südschwarzwald)</w:t>
+        <w:t xml:space="preserve">Own Startup | Co-Founder | 03/2013 – 12/2014</w:t>
+      </w:r>
+    </w:p>
+    <w:p>
+      <w:r>
+        <w:rPr>
+          <w:rFonts w:ascii="Nunito" w:cs="Nunito" w:eastAsia="Nunito" w:hAnsi="Nunito"/>
+          <w:sz w:val="20"/>
+          <w:szCs w:val="20"/>
+        </w:rPr>
+        <w:t xml:space="preserve">Co-founded and led technical development of a smart home startup with custom gateway and integrated home automation.</w:t>
+      </w:r>
+    </w:p>
+    <w:p>
+      <w:pPr>
+        <w:pStyle w:val="ListParagraph"/>
+        <w:numPr>
+          <w:ilvl w:val="0"/>
+          <w:numId w:val="2"/>
+        </w:numPr>
+      </w:pPr>
+      <w:r>
+        <w:rPr>
+          <w:rFonts w:ascii="Nunito" w:cs="Nunito" w:eastAsia="Nunito" w:hAnsi="Nunito"/>
+          <w:sz w:val="20"/>
+          <w:szCs w:val="20"/>
+        </w:rPr>
+        <w:t xml:space="preserve">Custom embedded Linux gateway (Yocto) with multi-protocol support (Z-Wave, EnOcean, DigitalSTROM, M-Bus, HomeMatic, ZigBee)</w:t>
+      </w:r>
+    </w:p>
+    <w:p>
+      <w:pPr>
+        <w:pStyle w:val="ListParagraph"/>
+        <w:numPr>
+          <w:ilvl w:val="0"/>
+          <w:numId w:val="2"/>
+        </w:numPr>
+      </w:pPr>
+      <w:r>
+        <w:rPr>
+          <w:rFonts w:ascii="Nunito" w:cs="Nunito" w:eastAsia="Nunito" w:hAnsi="Nunito"/>
+          <w:sz w:val="20"/>
+          <w:szCs w:val="20"/>
+        </w:rPr>
+        <w:t xml:space="preserve">Complete development from hardware selection to backend to Android app (focus: backend)</w:t>
       </w:r>
     </w:p>
     <w:p>
@@ -2436,41 +2763,58 @@
           <w:sz w:val="20"/>
           <w:szCs w:val="20"/>
         </w:rPr>
-        <w:t xml:space="preserve">Integration of EnOcean wireless protocol into DigitalSTROM server for extended sensor support.</w:t>
-      </w:r>
-    </w:p>
-    <w:p>
-      <w:pPr>
-        <w:pStyle w:val="ListParagraph"/>
-        <w:numPr>
-          <w:ilvl w:val="0"/>
-          <w:numId w:val="3"/>
-        </w:numPr>
-      </w:pPr>
-      <w:r>
-        <w:rPr>
-          <w:rFonts w:ascii="Nunito" w:cs="Nunito" w:eastAsia="Nunito" w:hAnsi="Nunito"/>
-          <w:sz w:val="20"/>
-          <w:szCs w:val="20"/>
-        </w:rPr>
-        <w:t xml:space="preserve">Developed drivers for EnOcean sensors (temperature, motion, window contacts)</w:t>
-      </w:r>
-    </w:p>
-    <w:p>
-      <w:pPr>
-        <w:pStyle w:val="ListParagraph"/>
-        <w:numPr>
-          <w:ilvl w:val="0"/>
-          <w:numId w:val="3"/>
-        </w:numPr>
-      </w:pPr>
-      <w:r>
-        <w:rPr>
-          <w:rFonts w:ascii="Nunito" w:cs="Nunito" w:eastAsia="Nunito" w:hAnsi="Nunito"/>
-          <w:sz w:val="20"/>
-          <w:szCs w:val="20"/>
-        </w:rPr>
-        <w:t xml:space="preserve">Integration into existing DigitalSTROM server architecture (C++/Python)</w:t>
+        <w:t xml:space="preserve">Integration of EnOcean wireless protocol into DigitalSTROM ecosystem as wrapper for virtual DigitalSTROM devices.</w:t>
+      </w:r>
+    </w:p>
+    <w:p>
+      <w:pPr>
+        <w:pStyle w:val="ListParagraph"/>
+        <w:numPr>
+          <w:ilvl w:val="0"/>
+          <w:numId w:val="2"/>
+        </w:numPr>
+      </w:pPr>
+      <w:r>
+        <w:rPr>
+          <w:rFonts w:ascii="Nunito" w:cs="Nunito" w:eastAsia="Nunito" w:hAnsi="Nunito"/>
+          <w:sz w:val="20"/>
+          <w:szCs w:val="20"/>
+        </w:rPr>
+        <w:t xml:space="preserve">Protocol integration: EnOcean sensors mapped as virtual DigitalSTROM devices</w:t>
+      </w:r>
+    </w:p>
+    <w:p>
+      <w:pPr>
+        <w:pStyle w:val="ListParagraph"/>
+        <w:numPr>
+          <w:ilvl w:val="0"/>
+          <w:numId w:val="2"/>
+        </w:numPr>
+      </w:pPr>
+      <w:r>
+        <w:rPr>
+          <w:rFonts w:ascii="Nunito" w:cs="Nunito" w:eastAsia="Nunito" w:hAnsi="Nunito"/>
+          <w:sz w:val="20"/>
+          <w:szCs w:val="20"/>
+        </w:rPr>
+        <w:t xml:space="preserve">Developed virtual DSM (DigitalSTROM-Meter) to integrate EnOcean devices into DigitalSTROM system</w:t>
+      </w:r>
+    </w:p>
+    <w:p>
+      <w:pPr>
+        <w:pStyle w:val="ListParagraph"/>
+        <w:numPr>
+          <w:ilvl w:val="0"/>
+          <w:numId w:val="2"/>
+        </w:numPr>
+      </w:pPr>
+      <w:r>
+        <w:rPr>
+          <w:rFonts w:ascii="Nunito" w:cs="Nunito" w:eastAsia="Nunito" w:hAnsi="Nunito"/>
+          <w:sz w:val="20"/>
+          <w:szCs w:val="20"/>
+        </w:rPr>
+        <w:t xml:space="preserve">Custom web UI for configuration and management of EnOcean devices</w:t>
       </w:r>
     </w:p>
     <w:p>
@@ -2495,7 +2839,7 @@
           <w:sz w:val="18"/>
           <w:szCs w:val="18"/>
         </w:rPr>
-        <w:t xml:space="preserve">C++, Python, EnOcean, DigitalSTROM</w:t>
+        <w:t xml:space="preserve">C++, Python, JavaScript, HTML, EnOcean, DigitalSTROM</w:t>
       </w:r>
     </w:p>
     <w:p>
@@ -2664,7 +3008,7 @@
                 <w:sz w:val="20"/>
                 <w:szCs w:val="20"/>
               </w:rPr>
-              <w:t xml:space="preserve">2017</w:t>
+              <w:t xml:space="preserve">2015 – 2017</w:t>
             </w:r>
           </w:p>
         </w:tc>
@@ -2685,7 +3029,7 @@
                 <w:b/>
                 <w:bCs/>
               </w:rPr>
-              <w:t xml:space="preserve">Lecturer – Internet of Things</w:t>
+              <w:t xml:space="preserve">Academic Staff &amp; Lecturer (Part-time)</w:t>
             </w:r>
           </w:p>
           <w:p>
@@ -2696,7 +3040,7 @@
                 <w:sz w:val="20"/>
                 <w:szCs w:val="20"/>
               </w:rPr>
-              <w:t xml:space="preserve">Hochschule Furtwangen, Master Programs</w:t>
+              <w:t xml:space="preserve">Hochschule Furtwangen</w:t>
             </w:r>
           </w:p>
         </w:tc>
@@ -2722,7 +3066,7 @@
                 <w:sz w:val="20"/>
                 <w:szCs w:val="20"/>
               </w:rPr>
-              <w:t xml:space="preserve">2015 – 2016</w:t>
+              <w:t xml:space="preserve">2010</w:t>
             </w:r>
           </w:p>
         </w:tc>
@@ -2743,7 +3087,7 @@
                 <w:b/>
                 <w:bCs/>
               </w:rPr>
-              <w:t xml:space="preserve">Academic Staff (PhD Track)</w:t>
+              <w:t xml:space="preserve">Software Developer Intern</w:t>
             </w:r>
           </w:p>
           <w:p>
@@ -2754,7 +3098,7 @@
                 <w:sz w:val="20"/>
                 <w:szCs w:val="20"/>
               </w:rPr>
-              <w:t xml:space="preserve">Hochschule Furtwangen (Part-time)</w:t>
+              <w:t xml:space="preserve">Volkswagen de México</w:t>
             </w:r>
           </w:p>
         </w:tc>
@@ -2780,7 +3124,7 @@
                 <w:sz w:val="20"/>
                 <w:szCs w:val="20"/>
               </w:rPr>
-              <w:t xml:space="preserve">2010</w:t>
+              <w:t xml:space="preserve">2009 – 2012</w:t>
             </w:r>
           </w:p>
         </w:tc>
@@ -2801,7 +3145,7 @@
                 <w:b/>
                 <w:bCs/>
               </w:rPr>
-              <w:t xml:space="preserve">Software Developer Intern</w:t>
+              <w:t xml:space="preserve">Network Administrator (volunteer)</w:t>
             </w:r>
           </w:p>
           <w:p>
@@ -2812,7 +3156,65 @@
                 <w:sz w:val="20"/>
                 <w:szCs w:val="20"/>
               </w:rPr>
-              <w:t xml:space="preserve">Volkswagen de México</w:t>
+              <w:t xml:space="preserve">Studentenwerk Freiburg, Furtwangen</w:t>
+            </w:r>
+          </w:p>
+        </w:tc>
+      </w:tr>
+      <w:tr>
+        <w:tc>
+          <w:tcPr>
+            <w:tcW w:type="dxa" w:w="2000"/>
+            <w:tcBorders>
+              <w:top w:val="none" w:color="FFFFFF" w:sz="0"/>
+              <w:left w:val="none" w:color="FFFFFF" w:sz="0"/>
+              <w:bottom w:val="none" w:color="FFFFFF" w:sz="0"/>
+              <w:right w:val="none" w:color="FFFFFF" w:sz="0"/>
+            </w:tcBorders>
+          </w:tcPr>
+          <w:p>
+            <w:r>
+              <w:rPr>
+                <w:rFonts w:ascii="Nunito" w:cs="Nunito" w:eastAsia="Nunito" w:hAnsi="Nunito"/>
+                <w:b/>
+                <w:bCs/>
+                <w:color w:val="1E3A5F"/>
+                <w:sz w:val="20"/>
+                <w:szCs w:val="20"/>
+              </w:rPr>
+              <w:t xml:space="preserve">2009 – 2010</w:t>
+            </w:r>
+          </w:p>
+        </w:tc>
+        <w:tc>
+          <w:tcPr>
+            <w:tcW w:type="dxa" w:w="8000"/>
+            <w:tcBorders>
+              <w:top w:val="none" w:color="FFFFFF" w:sz="0"/>
+              <w:left w:val="none" w:color="FFFFFF" w:sz="0"/>
+              <w:bottom w:val="none" w:color="FFFFFF" w:sz="0"/>
+              <w:right w:val="none" w:color="FFFFFF" w:sz="0"/>
+            </w:tcBorders>
+          </w:tcPr>
+          <w:p>
+            <w:r>
+              <w:rPr>
+                <w:rFonts w:ascii="Nunito" w:cs="Nunito" w:eastAsia="Nunito" w:hAnsi="Nunito"/>
+                <w:b/>
+                <w:bCs/>
+              </w:rPr>
+              <w:t xml:space="preserve">Software Developer (student assistant)</w:t>
+            </w:r>
+          </w:p>
+          <w:p>
+            <w:r>
+              <w:rPr>
+                <w:rFonts w:ascii="Nunito" w:cs="Nunito" w:eastAsia="Nunito" w:hAnsi="Nunito"/>
+                <w:color w:val="D0520F"/>
+                <w:sz w:val="20"/>
+                <w:szCs w:val="20"/>
+              </w:rPr>
+              <w:t xml:space="preserve">IT Data Center Furtwangen</w:t>
             </w:r>
           </w:p>
         </w:tc>
@@ -2884,14 +3286,14 @@
                 <w:b/>
                 <w:bCs/>
               </w:rPr>
-              <w:t xml:space="preserve">Master of Science – Computer Science (Grade: 1.0)</w:t>
-            </w:r>
-          </w:p>
-          <w:p>
-            <w:r>
-              <w:rPr>
-                <w:rFonts w:ascii="Nunito" w:cs="Nunito" w:eastAsia="Nunito" w:hAnsi="Nunito"/>
-                <w:color w:val="666666"/>
+              <w:t xml:space="preserve">Master of Science – Computer Science</w:t>
+            </w:r>
+          </w:p>
+          <w:p>
+            <w:r>
+              <w:rPr>
+                <w:rFonts w:ascii="Nunito" w:cs="Nunito" w:eastAsia="Nunito" w:hAnsi="Nunito"/>
+                <w:color w:val="D0520F"/>
                 <w:sz w:val="20"/>
                 <w:szCs w:val="20"/>
               </w:rPr>
@@ -2908,7 +3310,7 @@
                 <w:sz w:val="18"/>
                 <w:szCs w:val="18"/>
               </w:rPr>
-              <w:t xml:space="preserve">Thesis: Coordination and Combination of Heterogeneous Technologies in Smart Home Context</w:t>
+              <w:t xml:space="preserve">Thesis: Coordination and Combination of Heterogeneous Technologies in Smart Home Context (Grade: 1.0)</w:t>
             </w:r>
           </w:p>
         </w:tc>
@@ -2955,14 +3357,14 @@
                 <w:b/>
                 <w:bCs/>
               </w:rPr>
-              <w:t xml:space="preserve">Bachelor of Science – Computer Science (Grade: 1.3)</w:t>
-            </w:r>
-          </w:p>
-          <w:p>
-            <w:r>
-              <w:rPr>
-                <w:rFonts w:ascii="Nunito" w:cs="Nunito" w:eastAsia="Nunito" w:hAnsi="Nunito"/>
-                <w:color w:val="666666"/>
+              <w:t xml:space="preserve">Bachelor of Science – Computer Science</w:t>
+            </w:r>
+          </w:p>
+          <w:p>
+            <w:r>
+              <w:rPr>
+                <w:rFonts w:ascii="Nunito" w:cs="Nunito" w:eastAsia="Nunito" w:hAnsi="Nunito"/>
+                <w:color w:val="D0520F"/>
                 <w:sz w:val="20"/>
                 <w:szCs w:val="20"/>
               </w:rPr>
@@ -2979,7 +3381,7 @@
                 <w:sz w:val="18"/>
                 <w:szCs w:val="18"/>
               </w:rPr>
-              <w:t xml:space="preserve">Thesis: Homogenization of Building Automation via TCP/IP</w:t>
+              <w:t xml:space="preserve">Thesis: Homogenization of Building Automation via TCP/IP (Grade: 1.3)</w:t>
             </w:r>
           </w:p>
         </w:tc>
@@ -2993,68 +3395,9 @@
         <w:t xml:space="preserve">Certifications &amp; Publications</w:t>
       </w:r>
     </w:p>
-    <w:p>
-      <w:pPr>
-        <w:pStyle w:val="ListParagraph"/>
-        <w:numPr>
-          <w:ilvl w:val="0"/>
-          <w:numId w:val="2"/>
-        </w:numPr>
-      </w:pPr>
-      <w:r>
-        <w:rPr>
-          <w:rFonts w:ascii="Nunito" w:cs="Nunito" w:eastAsia="Nunito" w:hAnsi="Nunito"/>
-          <w:b/>
-          <w:bCs/>
-        </w:rPr>
-        <w:t xml:space="preserve">ITIL Version 2 Foundation Examination</w:t>
-      </w:r>
-      <w:r>
-        <w:rPr>
-          <w:rFonts w:ascii="Nunito" w:cs="Nunito" w:eastAsia="Nunito" w:hAnsi="Nunito"/>
-          <w:color w:val="666666"/>
-        </w:rPr>
-        <w:t xml:space="preserve"> (2010)</w:t>
-      </w:r>
-    </w:p>
-    <w:p>
-      <w:pPr>
-        <w:pStyle w:val="ListParagraph"/>
-        <w:numPr>
-          <w:ilvl w:val="0"/>
-          <w:numId w:val="2"/>
-        </w:numPr>
-      </w:pPr>
-      <w:r>
-        <w:rPr>
-          <w:rFonts w:ascii="Nunito" w:cs="Nunito" w:eastAsia="Nunito" w:hAnsi="Nunito"/>
-          <w:b/>
-          <w:bCs/>
-        </w:rPr>
-        <w:t xml:space="preserve">Peer-reviewed Publication: </w:t>
-      </w:r>
-      <w:r>
-        <w:rPr>
-          <w:rFonts w:ascii="Nunito" w:cs="Nunito" w:eastAsia="Nunito" w:hAnsi="Nunito"/>
-          <w:i/>
-          <w:iCs/>
-          <w:sz w:val="20"/>
-          <w:szCs w:val="20"/>
-        </w:rPr>
-        <w:t xml:space="preserve">"Investigation of the Peer-to-Peer Web Standard WebRTC" – InformatikJournal 2013</w:t>
-      </w:r>
-    </w:p>
-    <w:p>
-      <w:pPr>
-        <w:pStyle w:val="SectionHeader"/>
-      </w:pPr>
-      <w:r>
-        <w:t xml:space="preserve">Technical Skills</w:t>
-      </w:r>
-    </w:p>
     <w:tbl>
       <w:tblPr>
-        <w:tblW w:type="pct" w:w="100%"/>
+        <w:tblW w:type="auto" w:w="100"/>
         <w:tblBorders>
           <w:top w:val="single" w:color="auto" w:sz="4"/>
           <w:left w:val="single" w:color="auto" w:sz="4"/>
@@ -3065,24 +3408,21 @@
         </w:tblBorders>
       </w:tblPr>
       <w:tblGrid>
-        <w:gridCol w:w="2800"/>
-        <w:gridCol w:w="7200"/>
+        <w:gridCol w:w="2000"/>
+        <w:gridCol w:w="8000"/>
       </w:tblGrid>
       <w:tr>
         <w:tc>
           <w:tcPr>
-            <w:tcW w:type="dxa" w:w="2800"/>
-            <w:tcBorders>
-              <w:top w:val="none" w:color="FFFFFF" w:sz="0"/>
-              <w:left w:val="none" w:color="FFFFFF" w:sz="0"/>
-              <w:bottom w:val="none" w:color="FFFFFF" w:sz="0"/>
-              <w:right w:val="none" w:color="FFFFFF" w:sz="0"/>
-            </w:tcBorders>
-          </w:tcPr>
-          <w:p>
-            <w:pPr>
-              <w:spacing w:before="40" w:after="40"/>
-            </w:pPr>
+            <w:tcW w:type="dxa" w:w="2000"/>
+            <w:tcBorders>
+              <w:top w:val="none" w:color="FFFFFF" w:sz="0"/>
+              <w:left w:val="none" w:color="FFFFFF" w:sz="0"/>
+              <w:bottom w:val="none" w:color="FFFFFF" w:sz="0"/>
+              <w:right w:val="none" w:color="FFFFFF" w:sz="0"/>
+            </w:tcBorders>
+          </w:tcPr>
+          <w:p>
             <w:r>
               <w:rPr>
                 <w:rFonts w:ascii="Nunito" w:cs="Nunito" w:eastAsia="Nunito" w:hAnsi="Nunito"/>
@@ -3092,31 +3432,39 @@
                 <w:sz w:val="20"/>
                 <w:szCs w:val="20"/>
               </w:rPr>
-              <w:t xml:space="preserve">Programming</w:t>
-            </w:r>
-          </w:p>
-        </w:tc>
-        <w:tc>
-          <w:tcPr>
-            <w:tcW w:type="dxa" w:w="7200"/>
-            <w:tcBorders>
-              <w:top w:val="none" w:color="FFFFFF" w:sz="0"/>
-              <w:left w:val="none" w:color="FFFFFF" w:sz="0"/>
-              <w:bottom w:val="none" w:color="FFFFFF" w:sz="0"/>
-              <w:right w:val="none" w:color="FFFFFF" w:sz="0"/>
-            </w:tcBorders>
-          </w:tcPr>
-          <w:p>
-            <w:pPr>
-              <w:spacing w:before="40" w:after="40"/>
-            </w:pPr>
-            <w:r>
-              <w:rPr>
-                <w:rFonts w:ascii="Nunito" w:cs="Nunito" w:eastAsia="Nunito" w:hAnsi="Nunito"/>
-                <w:sz w:val="20"/>
-                <w:szCs w:val="20"/>
-              </w:rPr>
-              <w:t xml:space="preserve">Java, Python, C, TypeScript/JavaScript, C++, Bash</w:t>
+              <w:t xml:space="preserve">2013</w:t>
+            </w:r>
+          </w:p>
+        </w:tc>
+        <w:tc>
+          <w:tcPr>
+            <w:tcW w:type="dxa" w:w="8000"/>
+            <w:tcBorders>
+              <w:top w:val="none" w:color="FFFFFF" w:sz="0"/>
+              <w:left w:val="none" w:color="FFFFFF" w:sz="0"/>
+              <w:bottom w:val="none" w:color="FFFFFF" w:sz="0"/>
+              <w:right w:val="none" w:color="FFFFFF" w:sz="0"/>
+            </w:tcBorders>
+          </w:tcPr>
+          <w:p>
+            <w:r>
+              <w:rPr>
+                <w:rFonts w:ascii="Nunito" w:cs="Nunito" w:eastAsia="Nunito" w:hAnsi="Nunito"/>
+                <w:b/>
+                <w:bCs/>
+              </w:rPr>
+              <w:t xml:space="preserve">Peer-reviewed Publication – Investigation of the Peer-to-Peer Web Standard WebRTC</w:t>
+            </w:r>
+          </w:p>
+          <w:p>
+            <w:r>
+              <w:rPr>
+                <w:rFonts w:ascii="Nunito" w:cs="Nunito" w:eastAsia="Nunito" w:hAnsi="Nunito"/>
+                <w:color w:val="666666"/>
+                <w:sz w:val="20"/>
+                <w:szCs w:val="20"/>
+              </w:rPr>
+              <w:t xml:space="preserve">InformatikJournal (2013), Hochschule Furtwangen University, pp. 23-32. ISBN: 978-3-00-0443221-3</w:t>
             </w:r>
           </w:p>
         </w:tc>
@@ -3124,19 +3472,15 @@
       <w:tr>
         <w:tc>
           <w:tcPr>
-            <w:tcW w:type="dxa" w:w="2800"/>
-            <w:tcBorders>
-              <w:top w:val="none" w:color="FFFFFF" w:sz="0"/>
-              <w:left w:val="none" w:color="FFFFFF" w:sz="0"/>
-              <w:bottom w:val="none" w:color="FFFFFF" w:sz="0"/>
-              <w:right w:val="none" w:color="FFFFFF" w:sz="0"/>
-            </w:tcBorders>
-            <w:shd w:fill="F5F5F5" w:val="clear"/>
-          </w:tcPr>
-          <w:p>
-            <w:pPr>
-              <w:spacing w:before="40" w:after="40"/>
-            </w:pPr>
+            <w:tcW w:type="dxa" w:w="2000"/>
+            <w:tcBorders>
+              <w:top w:val="none" w:color="FFFFFF" w:sz="0"/>
+              <w:left w:val="none" w:color="FFFFFF" w:sz="0"/>
+              <w:bottom w:val="none" w:color="FFFFFF" w:sz="0"/>
+              <w:right w:val="none" w:color="FFFFFF" w:sz="0"/>
+            </w:tcBorders>
+          </w:tcPr>
+          <w:p>
             <w:r>
               <w:rPr>
                 <w:rFonts w:ascii="Nunito" w:cs="Nunito" w:eastAsia="Nunito" w:hAnsi="Nunito"/>
@@ -3146,51 +3490,69 @@
                 <w:sz w:val="20"/>
                 <w:szCs w:val="20"/>
               </w:rPr>
-              <w:t xml:space="preserve">Frameworks</w:t>
-            </w:r>
-          </w:p>
-        </w:tc>
-        <w:tc>
-          <w:tcPr>
-            <w:tcW w:type="dxa" w:w="7200"/>
-            <w:tcBorders>
-              <w:top w:val="none" w:color="FFFFFF" w:sz="0"/>
-              <w:left w:val="none" w:color="FFFFFF" w:sz="0"/>
-              <w:bottom w:val="none" w:color="FFFFFF" w:sz="0"/>
-              <w:right w:val="none" w:color="FFFFFF" w:sz="0"/>
-            </w:tcBorders>
-            <w:shd w:fill="F5F5F5" w:val="clear"/>
-          </w:tcPr>
-          <w:p>
-            <w:pPr>
-              <w:spacing w:before="40" w:after="40"/>
-            </w:pPr>
-            <w:r>
-              <w:rPr>
-                <w:rFonts w:ascii="Nunito" w:cs="Nunito" w:eastAsia="Nunito" w:hAnsi="Nunito"/>
-                <w:sz w:val="20"/>
-                <w:szCs w:val="20"/>
-              </w:rPr>
-              <w:t xml:space="preserve">Spring Boot, Angular, Flask, OSGi, Hibernate, JUnit, JPA</w:t>
+              <w:t xml:space="preserve">2010</w:t>
+            </w:r>
+          </w:p>
+        </w:tc>
+        <w:tc>
+          <w:tcPr>
+            <w:tcW w:type="dxa" w:w="8000"/>
+            <w:tcBorders>
+              <w:top w:val="none" w:color="FFFFFF" w:sz="0"/>
+              <w:left w:val="none" w:color="FFFFFF" w:sz="0"/>
+              <w:bottom w:val="none" w:color="FFFFFF" w:sz="0"/>
+              <w:right w:val="none" w:color="FFFFFF" w:sz="0"/>
+            </w:tcBorders>
+          </w:tcPr>
+          <w:p>
+            <w:r>
+              <w:rPr>
+                <w:rFonts w:ascii="Nunito" w:cs="Nunito" w:eastAsia="Nunito" w:hAnsi="Nunito"/>
+                <w:b/>
+                <w:bCs/>
+              </w:rPr>
+              <w:t xml:space="preserve">ITIL Version 2 Foundation Examination</w:t>
             </w:r>
           </w:p>
         </w:tc>
       </w:tr>
+    </w:tbl>
+    <w:p>
+      <w:pPr>
+        <w:pStyle w:val="SectionHeader"/>
+      </w:pPr>
+      <w:r>
+        <w:t xml:space="preserve">Awards</w:t>
+      </w:r>
+    </w:p>
+    <w:tbl>
+      <w:tblPr>
+        <w:tblW w:type="auto" w:w="100"/>
+        <w:tblBorders>
+          <w:top w:val="single" w:color="auto" w:sz="4"/>
+          <w:left w:val="single" w:color="auto" w:sz="4"/>
+          <w:bottom w:val="single" w:color="auto" w:sz="4"/>
+          <w:right w:val="single" w:color="auto" w:sz="4"/>
+          <w:insideH w:val="single" w:color="auto" w:sz="4"/>
+          <w:insideV w:val="single" w:color="auto" w:sz="4"/>
+        </w:tblBorders>
+      </w:tblPr>
+      <w:tblGrid>
+        <w:gridCol w:w="2000"/>
+        <w:gridCol w:w="8000"/>
+      </w:tblGrid>
       <w:tr>
         <w:tc>
           <w:tcPr>
-            <w:tcW w:type="dxa" w:w="2800"/>
-            <w:tcBorders>
-              <w:top w:val="none" w:color="FFFFFF" w:sz="0"/>
-              <w:left w:val="none" w:color="FFFFFF" w:sz="0"/>
-              <w:bottom w:val="none" w:color="FFFFFF" w:sz="0"/>
-              <w:right w:val="none" w:color="FFFFFF" w:sz="0"/>
-            </w:tcBorders>
-          </w:tcPr>
-          <w:p>
-            <w:pPr>
-              <w:spacing w:before="40" w:after="40"/>
-            </w:pPr>
+            <w:tcW w:type="dxa" w:w="2000"/>
+            <w:tcBorders>
+              <w:top w:val="none" w:color="FFFFFF" w:sz="0"/>
+              <w:left w:val="none" w:color="FFFFFF" w:sz="0"/>
+              <w:bottom w:val="none" w:color="FFFFFF" w:sz="0"/>
+              <w:right w:val="none" w:color="FFFFFF" w:sz="0"/>
+            </w:tcBorders>
+          </w:tcPr>
+          <w:p>
             <w:r>
               <w:rPr>
                 <w:rFonts w:ascii="Nunito" w:cs="Nunito" w:eastAsia="Nunito" w:hAnsi="Nunito"/>
@@ -3200,31 +3562,39 @@
                 <w:sz w:val="20"/>
                 <w:szCs w:val="20"/>
               </w:rPr>
-              <w:t xml:space="preserve">Cloud &amp; Infrastructure</w:t>
-            </w:r>
-          </w:p>
-        </w:tc>
-        <w:tc>
-          <w:tcPr>
-            <w:tcW w:type="dxa" w:w="7200"/>
-            <w:tcBorders>
-              <w:top w:val="none" w:color="FFFFFF" w:sz="0"/>
-              <w:left w:val="none" w:color="FFFFFF" w:sz="0"/>
-              <w:bottom w:val="none" w:color="FFFFFF" w:sz="0"/>
-              <w:right w:val="none" w:color="FFFFFF" w:sz="0"/>
-            </w:tcBorders>
-          </w:tcPr>
-          <w:p>
-            <w:pPr>
-              <w:spacing w:before="40" w:after="40"/>
-            </w:pPr>
-            <w:r>
-              <w:rPr>
-                <w:rFonts w:ascii="Nunito" w:cs="Nunito" w:eastAsia="Nunito" w:hAnsi="Nunito"/>
-                <w:sz w:val="20"/>
-                <w:szCs w:val="20"/>
-              </w:rPr>
-              <w:t xml:space="preserve">AWS, Docker, Kubernetes, Linux, Yocto/OpenEmbedded</w:t>
+              <w:t xml:space="preserve">2014</w:t>
+            </w:r>
+          </w:p>
+        </w:tc>
+        <w:tc>
+          <w:tcPr>
+            <w:tcW w:type="dxa" w:w="8000"/>
+            <w:tcBorders>
+              <w:top w:val="none" w:color="FFFFFF" w:sz="0"/>
+              <w:left w:val="none" w:color="FFFFFF" w:sz="0"/>
+              <w:bottom w:val="none" w:color="FFFFFF" w:sz="0"/>
+              <w:right w:val="none" w:color="FFFFFF" w:sz="0"/>
+            </w:tcBorders>
+          </w:tcPr>
+          <w:p>
+            <w:r>
+              <w:rPr>
+                <w:rFonts w:ascii="Nunito" w:cs="Nunito" w:eastAsia="Nunito" w:hAnsi="Nunito"/>
+                <w:b/>
+                <w:bCs/>
+              </w:rPr>
+              <w:t xml:space="preserve">Baden-Württemberg Goes Mobile – Winner</w:t>
+            </w:r>
+          </w:p>
+          <w:p>
+            <w:r>
+              <w:rPr>
+                <w:rFonts w:ascii="Nunito" w:cs="Nunito" w:eastAsia="Nunito" w:hAnsi="Nunito"/>
+                <w:color w:val="666666"/>
+                <w:sz w:val="20"/>
+                <w:szCs w:val="20"/>
+              </w:rPr>
+              <w:t xml:space="preserve">Category: Mobile Housemate 2.0</w:t>
             </w:r>
           </w:p>
         </w:tc>
@@ -3232,19 +3602,15 @@
       <w:tr>
         <w:tc>
           <w:tcPr>
-            <w:tcW w:type="dxa" w:w="2800"/>
-            <w:tcBorders>
-              <w:top w:val="none" w:color="FFFFFF" w:sz="0"/>
-              <w:left w:val="none" w:color="FFFFFF" w:sz="0"/>
-              <w:bottom w:val="none" w:color="FFFFFF" w:sz="0"/>
-              <w:right w:val="none" w:color="FFFFFF" w:sz="0"/>
-            </w:tcBorders>
-            <w:shd w:fill="F5F5F5" w:val="clear"/>
-          </w:tcPr>
-          <w:p>
-            <w:pPr>
-              <w:spacing w:before="40" w:after="40"/>
-            </w:pPr>
+            <w:tcW w:type="dxa" w:w="2000"/>
+            <w:tcBorders>
+              <w:top w:val="none" w:color="FFFFFF" w:sz="0"/>
+              <w:left w:val="none" w:color="FFFFFF" w:sz="0"/>
+              <w:bottom w:val="none" w:color="FFFFFF" w:sz="0"/>
+              <w:right w:val="none" w:color="FFFFFF" w:sz="0"/>
+            </w:tcBorders>
+          </w:tcPr>
+          <w:p>
             <w:r>
               <w:rPr>
                 <w:rFonts w:ascii="Nunito" w:cs="Nunito" w:eastAsia="Nunito" w:hAnsi="Nunito"/>
@@ -3254,409 +3620,39 @@
                 <w:sz w:val="20"/>
                 <w:szCs w:val="20"/>
               </w:rPr>
-              <w:t xml:space="preserve">DevOps &amp; Tools</w:t>
-            </w:r>
-          </w:p>
-        </w:tc>
-        <w:tc>
-          <w:tcPr>
-            <w:tcW w:type="dxa" w:w="7200"/>
-            <w:tcBorders>
-              <w:top w:val="none" w:color="FFFFFF" w:sz="0"/>
-              <w:left w:val="none" w:color="FFFFFF" w:sz="0"/>
-              <w:bottom w:val="none" w:color="FFFFFF" w:sz="0"/>
-              <w:right w:val="none" w:color="FFFFFF" w:sz="0"/>
-            </w:tcBorders>
-            <w:shd w:fill="F5F5F5" w:val="clear"/>
-          </w:tcPr>
-          <w:p>
-            <w:pPr>
-              <w:spacing w:before="40" w:after="40"/>
-            </w:pPr>
-            <w:r>
-              <w:rPr>
-                <w:rFonts w:ascii="Nunito" w:cs="Nunito" w:eastAsia="Nunito" w:hAnsi="Nunito"/>
-                <w:sz w:val="20"/>
-                <w:szCs w:val="20"/>
-              </w:rPr>
-              <w:t xml:space="preserve">Git, Jenkins, CI/CD Pipelines, Atlassian Suite (Jira/Confluence)</w:t>
-            </w:r>
-          </w:p>
-        </w:tc>
-      </w:tr>
-      <w:tr>
-        <w:tc>
-          <w:tcPr>
-            <w:tcW w:type="dxa" w:w="2800"/>
-            <w:tcBorders>
-              <w:top w:val="none" w:color="FFFFFF" w:sz="0"/>
-              <w:left w:val="none" w:color="FFFFFF" w:sz="0"/>
-              <w:bottom w:val="none" w:color="FFFFFF" w:sz="0"/>
-              <w:right w:val="none" w:color="FFFFFF" w:sz="0"/>
-            </w:tcBorders>
-          </w:tcPr>
-          <w:p>
-            <w:pPr>
-              <w:spacing w:before="40" w:after="40"/>
-            </w:pPr>
+              <w:t xml:space="preserve">2013</w:t>
+            </w:r>
+          </w:p>
+        </w:tc>
+        <w:tc>
+          <w:tcPr>
+            <w:tcW w:type="dxa" w:w="8000"/>
+            <w:tcBorders>
+              <w:top w:val="none" w:color="FFFFFF" w:sz="0"/>
+              <w:left w:val="none" w:color="FFFFFF" w:sz="0"/>
+              <w:bottom w:val="none" w:color="FFFFFF" w:sz="0"/>
+              <w:right w:val="none" w:color="FFFFFF" w:sz="0"/>
+            </w:tcBorders>
+          </w:tcPr>
+          <w:p>
             <w:r>
               <w:rPr>
                 <w:rFonts w:ascii="Nunito" w:cs="Nunito" w:eastAsia="Nunito" w:hAnsi="Nunito"/>
                 <w:b/>
                 <w:bCs/>
-                <w:color w:val="1E3A5F"/>
-                <w:sz w:val="20"/>
-                <w:szCs w:val="20"/>
-              </w:rPr>
-              <w:t xml:space="preserve">Databases</w:t>
-            </w:r>
-          </w:p>
-        </w:tc>
-        <w:tc>
-          <w:tcPr>
-            <w:tcW w:type="dxa" w:w="7200"/>
-            <w:tcBorders>
-              <w:top w:val="none" w:color="FFFFFF" w:sz="0"/>
-              <w:left w:val="none" w:color="FFFFFF" w:sz="0"/>
-              <w:bottom w:val="none" w:color="FFFFFF" w:sz="0"/>
-              <w:right w:val="none" w:color="FFFFFF" w:sz="0"/>
-            </w:tcBorders>
-          </w:tcPr>
-          <w:p>
-            <w:pPr>
-              <w:spacing w:before="40" w:after="40"/>
-            </w:pPr>
-            <w:r>
-              <w:rPr>
-                <w:rFonts w:ascii="Nunito" w:cs="Nunito" w:eastAsia="Nunito" w:hAnsi="Nunito"/>
-                <w:sz w:val="20"/>
-                <w:szCs w:val="20"/>
-              </w:rPr>
-              <w:t xml:space="preserve">MySQL, Oracle SQL, PostgreSQL, Redis, MongoDB</w:t>
-            </w:r>
-          </w:p>
-        </w:tc>
-      </w:tr>
-      <w:tr>
-        <w:tc>
-          <w:tcPr>
-            <w:tcW w:type="dxa" w:w="2800"/>
-            <w:tcBorders>
-              <w:top w:val="none" w:color="FFFFFF" w:sz="0"/>
-              <w:left w:val="none" w:color="FFFFFF" w:sz="0"/>
-              <w:bottom w:val="none" w:color="FFFFFF" w:sz="0"/>
-              <w:right w:val="none" w:color="FFFFFF" w:sz="0"/>
-            </w:tcBorders>
-            <w:shd w:fill="F5F5F5" w:val="clear"/>
-          </w:tcPr>
-          <w:p>
-            <w:pPr>
-              <w:spacing w:before="40" w:after="40"/>
-            </w:pPr>
-            <w:r>
-              <w:rPr>
-                <w:rFonts w:ascii="Nunito" w:cs="Nunito" w:eastAsia="Nunito" w:hAnsi="Nunito"/>
-                <w:b/>
-                <w:bCs/>
-                <w:color w:val="1E3A5F"/>
-                <w:sz w:val="20"/>
-                <w:szCs w:val="20"/>
-              </w:rPr>
-              <w:t xml:space="preserve">Architecture &amp; Design</w:t>
-            </w:r>
-          </w:p>
-        </w:tc>
-        <w:tc>
-          <w:tcPr>
-            <w:tcW w:type="dxa" w:w="7200"/>
-            <w:tcBorders>
-              <w:top w:val="none" w:color="FFFFFF" w:sz="0"/>
-              <w:left w:val="none" w:color="FFFFFF" w:sz="0"/>
-              <w:bottom w:val="none" w:color="FFFFFF" w:sz="0"/>
-              <w:right w:val="none" w:color="FFFFFF" w:sz="0"/>
-            </w:tcBorders>
-            <w:shd w:fill="F5F5F5" w:val="clear"/>
-          </w:tcPr>
-          <w:p>
-            <w:pPr>
-              <w:spacing w:before="40" w:after="40"/>
-            </w:pPr>
-            <w:r>
-              <w:rPr>
-                <w:rFonts w:ascii="Nunito" w:cs="Nunito" w:eastAsia="Nunito" w:hAnsi="Nunito"/>
-                <w:sz w:val="20"/>
-                <w:szCs w:val="20"/>
-              </w:rPr>
-              <w:t xml:space="preserve">Domain-Driven Design, Microservices, Event-Driven Architecture</w:t>
-            </w:r>
-          </w:p>
-        </w:tc>
-      </w:tr>
-      <w:tr>
-        <w:tc>
-          <w:tcPr>
-            <w:tcW w:type="dxa" w:w="2800"/>
-            <w:tcBorders>
-              <w:top w:val="none" w:color="FFFFFF" w:sz="0"/>
-              <w:left w:val="none" w:color="FFFFFF" w:sz="0"/>
-              <w:bottom w:val="none" w:color="FFFFFF" w:sz="0"/>
-              <w:right w:val="none" w:color="FFFFFF" w:sz="0"/>
-            </w:tcBorders>
-          </w:tcPr>
-          <w:p>
-            <w:pPr>
-              <w:spacing w:before="40" w:after="40"/>
-            </w:pPr>
-            <w:r>
-              <w:rPr>
-                <w:rFonts w:ascii="Nunito" w:cs="Nunito" w:eastAsia="Nunito" w:hAnsi="Nunito"/>
-                <w:b/>
-                <w:bCs/>
-                <w:color w:val="1E3A5F"/>
-                <w:sz w:val="20"/>
-                <w:szCs w:val="20"/>
-              </w:rPr>
-              <w:t xml:space="preserve">Protocols &amp; APIs</w:t>
-            </w:r>
-          </w:p>
-        </w:tc>
-        <w:tc>
-          <w:tcPr>
-            <w:tcW w:type="dxa" w:w="7200"/>
-            <w:tcBorders>
-              <w:top w:val="none" w:color="FFFFFF" w:sz="0"/>
-              <w:left w:val="none" w:color="FFFFFF" w:sz="0"/>
-              <w:bottom w:val="none" w:color="FFFFFF" w:sz="0"/>
-              <w:right w:val="none" w:color="FFFFFF" w:sz="0"/>
-            </w:tcBorders>
-          </w:tcPr>
-          <w:p>
-            <w:pPr>
-              <w:spacing w:before="40" w:after="40"/>
-            </w:pPr>
-            <w:r>
-              <w:rPr>
-                <w:rFonts w:ascii="Nunito" w:cs="Nunito" w:eastAsia="Nunito" w:hAnsi="Nunito"/>
-                <w:sz w:val="20"/>
-                <w:szCs w:val="20"/>
-              </w:rPr>
-              <w:t xml:space="preserve">REST, SOAP, GraphQL, Swagger/OpenAPI, MQTT, WebSocket</w:t>
-            </w:r>
-          </w:p>
-        </w:tc>
-      </w:tr>
-      <w:tr>
-        <w:tc>
-          <w:tcPr>
-            <w:tcW w:type="dxa" w:w="2800"/>
-            <w:tcBorders>
-              <w:top w:val="none" w:color="FFFFFF" w:sz="0"/>
-              <w:left w:val="none" w:color="FFFFFF" w:sz="0"/>
-              <w:bottom w:val="none" w:color="FFFFFF" w:sz="0"/>
-              <w:right w:val="none" w:color="FFFFFF" w:sz="0"/>
-            </w:tcBorders>
-            <w:shd w:fill="F5F5F5" w:val="clear"/>
-          </w:tcPr>
-          <w:p>
-            <w:pPr>
-              <w:spacing w:before="40" w:after="40"/>
-            </w:pPr>
-            <w:r>
-              <w:rPr>
-                <w:rFonts w:ascii="Nunito" w:cs="Nunito" w:eastAsia="Nunito" w:hAnsi="Nunito"/>
-                <w:b/>
-                <w:bCs/>
-                <w:color w:val="1E3A5F"/>
-                <w:sz w:val="20"/>
-                <w:szCs w:val="20"/>
-              </w:rPr>
-              <w:t xml:space="preserve">Observability</w:t>
-            </w:r>
-          </w:p>
-        </w:tc>
-        <w:tc>
-          <w:tcPr>
-            <w:tcW w:type="dxa" w:w="7200"/>
-            <w:tcBorders>
-              <w:top w:val="none" w:color="FFFFFF" w:sz="0"/>
-              <w:left w:val="none" w:color="FFFFFF" w:sz="0"/>
-              <w:bottom w:val="none" w:color="FFFFFF" w:sz="0"/>
-              <w:right w:val="none" w:color="FFFFFF" w:sz="0"/>
-            </w:tcBorders>
-            <w:shd w:fill="F5F5F5" w:val="clear"/>
-          </w:tcPr>
-          <w:p>
-            <w:pPr>
-              <w:spacing w:before="40" w:after="40"/>
-            </w:pPr>
-            <w:r>
-              <w:rPr>
-                <w:rFonts w:ascii="Nunito" w:cs="Nunito" w:eastAsia="Nunito" w:hAnsi="Nunito"/>
-                <w:sz w:val="20"/>
-                <w:szCs w:val="20"/>
-              </w:rPr>
-              <w:t xml:space="preserve">Grafana, Prometheus, ELK Stack, Application Logging</w:t>
-            </w:r>
-          </w:p>
-        </w:tc>
-      </w:tr>
-      <w:tr>
-        <w:tc>
-          <w:tcPr>
-            <w:tcW w:type="dxa" w:w="2800"/>
-            <w:tcBorders>
-              <w:top w:val="none" w:color="FFFFFF" w:sz="0"/>
-              <w:left w:val="none" w:color="FFFFFF" w:sz="0"/>
-              <w:bottom w:val="none" w:color="FFFFFF" w:sz="0"/>
-              <w:right w:val="none" w:color="FFFFFF" w:sz="0"/>
-            </w:tcBorders>
-          </w:tcPr>
-          <w:p>
-            <w:pPr>
-              <w:spacing w:before="40" w:after="40"/>
-            </w:pPr>
-            <w:r>
-              <w:rPr>
-                <w:rFonts w:ascii="Nunito" w:cs="Nunito" w:eastAsia="Nunito" w:hAnsi="Nunito"/>
-                <w:b/>
-                <w:bCs/>
-                <w:color w:val="1E3A5F"/>
-                <w:sz w:val="20"/>
-                <w:szCs w:val="20"/>
-              </w:rPr>
-              <w:t xml:space="preserve">Security</w:t>
-            </w:r>
-          </w:p>
-        </w:tc>
-        <w:tc>
-          <w:tcPr>
-            <w:tcW w:type="dxa" w:w="7200"/>
-            <w:tcBorders>
-              <w:top w:val="none" w:color="FFFFFF" w:sz="0"/>
-              <w:left w:val="none" w:color="FFFFFF" w:sz="0"/>
-              <w:bottom w:val="none" w:color="FFFFFF" w:sz="0"/>
-              <w:right w:val="none" w:color="FFFFFF" w:sz="0"/>
-            </w:tcBorders>
-          </w:tcPr>
-          <w:p>
-            <w:pPr>
-              <w:spacing w:before="40" w:after="40"/>
-            </w:pPr>
-            <w:r>
-              <w:rPr>
-                <w:rFonts w:ascii="Nunito" w:cs="Nunito" w:eastAsia="Nunito" w:hAnsi="Nunito"/>
-                <w:sz w:val="20"/>
-                <w:szCs w:val="20"/>
-              </w:rPr>
-              <w:t xml:space="preserve">OAuth2, TLS/SSL, LDAP, Identity Provider Integration</w:t>
-            </w:r>
-          </w:p>
-        </w:tc>
-      </w:tr>
-      <w:tr>
-        <w:tc>
-          <w:tcPr>
-            <w:tcW w:type="dxa" w:w="2800"/>
-            <w:tcBorders>
-              <w:top w:val="none" w:color="FFFFFF" w:sz="0"/>
-              <w:left w:val="none" w:color="FFFFFF" w:sz="0"/>
-              <w:bottom w:val="none" w:color="FFFFFF" w:sz="0"/>
-              <w:right w:val="none" w:color="FFFFFF" w:sz="0"/>
-            </w:tcBorders>
-            <w:shd w:fill="F5F5F5" w:val="clear"/>
-          </w:tcPr>
-          <w:p>
-            <w:pPr>
-              <w:spacing w:before="40" w:after="40"/>
-            </w:pPr>
-            <w:r>
-              <w:rPr>
-                <w:rFonts w:ascii="Nunito" w:cs="Nunito" w:eastAsia="Nunito" w:hAnsi="Nunito"/>
-                <w:b/>
-                <w:bCs/>
-                <w:color w:val="1E3A5F"/>
-                <w:sz w:val="20"/>
-                <w:szCs w:val="20"/>
-              </w:rPr>
-              <w:t xml:space="preserve">Methodology</w:t>
-            </w:r>
-          </w:p>
-        </w:tc>
-        <w:tc>
-          <w:tcPr>
-            <w:tcW w:type="dxa" w:w="7200"/>
-            <w:tcBorders>
-              <w:top w:val="none" w:color="FFFFFF" w:sz="0"/>
-              <w:left w:val="none" w:color="FFFFFF" w:sz="0"/>
-              <w:bottom w:val="none" w:color="FFFFFF" w:sz="0"/>
-              <w:right w:val="none" w:color="FFFFFF" w:sz="0"/>
-            </w:tcBorders>
-            <w:shd w:fill="F5F5F5" w:val="clear"/>
-          </w:tcPr>
-          <w:p>
-            <w:pPr>
-              <w:spacing w:before="40" w:after="40"/>
-            </w:pPr>
-            <w:r>
-              <w:rPr>
-                <w:rFonts w:ascii="Nunito" w:cs="Nunito" w:eastAsia="Nunito" w:hAnsi="Nunito"/>
-                <w:sz w:val="20"/>
-                <w:szCs w:val="20"/>
-              </w:rPr>
-              <w:t xml:space="preserve">Scrum, Kanban, Requirements Engineering, Code Review</w:t>
-            </w:r>
-          </w:p>
-        </w:tc>
-      </w:tr>
-      <w:tr>
-        <w:tc>
-          <w:tcPr>
-            <w:tcW w:type="dxa" w:w="2800"/>
-            <w:tcBorders>
-              <w:top w:val="none" w:color="FFFFFF" w:sz="0"/>
-              <w:left w:val="none" w:color="FFFFFF" w:sz="0"/>
-              <w:bottom w:val="none" w:color="FFFFFF" w:sz="0"/>
-              <w:right w:val="none" w:color="FFFFFF" w:sz="0"/>
-            </w:tcBorders>
-          </w:tcPr>
-          <w:p>
-            <w:pPr>
-              <w:spacing w:before="40" w:after="40"/>
-            </w:pPr>
-            <w:r>
-              <w:rPr>
-                <w:rFonts w:ascii="Nunito" w:cs="Nunito" w:eastAsia="Nunito" w:hAnsi="Nunito"/>
-                <w:b/>
-                <w:bCs/>
-                <w:color w:val="1E3A5F"/>
-                <w:sz w:val="20"/>
-                <w:szCs w:val="20"/>
-              </w:rPr>
-              <w:t xml:space="preserve">Domains</w:t>
-            </w:r>
-          </w:p>
-        </w:tc>
-        <w:tc>
-          <w:tcPr>
-            <w:tcW w:type="dxa" w:w="7200"/>
-            <w:tcBorders>
-              <w:top w:val="none" w:color="FFFFFF" w:sz="0"/>
-              <w:left w:val="none" w:color="FFFFFF" w:sz="0"/>
-              <w:bottom w:val="none" w:color="FFFFFF" w:sz="0"/>
-              <w:right w:val="none" w:color="FFFFFF" w:sz="0"/>
-            </w:tcBorders>
-          </w:tcPr>
-          <w:p>
-            <w:pPr>
-              <w:spacing w:before="40" w:after="40"/>
-            </w:pPr>
-            <w:r>
-              <w:rPr>
-                <w:rFonts w:ascii="Nunito" w:cs="Nunito" w:eastAsia="Nunito" w:hAnsi="Nunito"/>
-                <w:sz w:val="20"/>
-                <w:szCs w:val="20"/>
-              </w:rPr>
-              <w:t xml:space="preserve">IoT, Smart Home, Embedded Systems, Linux Drivers, Enterprise Software, Automotive</w:t>
+              </w:rPr>
+              <w:t xml:space="preserve">Elevator Pitch BW Regional Cup – Winner</w:t>
+            </w:r>
+          </w:p>
+          <w:p>
+            <w:r>
+              <w:rPr>
+                <w:rFonts w:ascii="Nunito" w:cs="Nunito" w:eastAsia="Nunito" w:hAnsi="Nunito"/>
+                <w:color w:val="666666"/>
+                <w:sz w:val="20"/>
+                <w:szCs w:val="20"/>
+              </w:rPr>
+              <w:t xml:space="preserve">Südschwarzwald Region</w:t>
             </w:r>
           </w:p>
         </w:tc>
@@ -3702,7 +3698,7 @@
           </w:tcPr>
           <w:p>
             <w:pPr>
-              <w:jc w:val="center"/>
+              <w:jc w:val="left"/>
             </w:pPr>
             <w:r>
               <w:rPr>
@@ -3715,7 +3711,7 @@
           </w:p>
           <w:p>
             <w:pPr>
-              <w:jc w:val="center"/>
+              <w:jc w:val="left"/>
             </w:pPr>
             <w:r>
               <w:rPr>
@@ -3740,7 +3736,7 @@
           </w:tcPr>
           <w:p>
             <w:pPr>
-              <w:jc w:val="center"/>
+              <w:jc w:val="left"/>
             </w:pPr>
             <w:r>
               <w:rPr>
@@ -3753,7 +3749,7 @@
           </w:p>
           <w:p>
             <w:pPr>
-              <w:jc w:val="center"/>
+              <w:jc w:val="left"/>
             </w:pPr>
             <w:r>
               <w:rPr>
@@ -3778,7 +3774,7 @@
           </w:tcPr>
           <w:p>
             <w:pPr>
-              <w:jc w:val="center"/>
+              <w:jc w:val="left"/>
             </w:pPr>
             <w:r>
               <w:rPr>
@@ -3791,7 +3787,7 @@
           </w:p>
           <w:p>
             <w:pPr>
-              <w:jc w:val="center"/>
+              <w:jc w:val="left"/>
             </w:pPr>
             <w:r>
               <w:rPr>
@@ -3816,7 +3812,7 @@
           </w:tcPr>
           <w:p>
             <w:pPr>
-              <w:jc w:val="center"/>
+              <w:jc w:val="left"/>
             </w:pPr>
             <w:r>
               <w:rPr>
@@ -3829,7 +3825,7 @@
           </w:p>
           <w:p>
             <w:pPr>
-              <w:jc w:val="center"/>
+              <w:jc w:val="left"/>
             </w:pPr>
             <w:r>
               <w:rPr>
@@ -3854,7 +3850,7 @@
           </w:tcPr>
           <w:p>
             <w:pPr>
-              <w:jc w:val="center"/>
+              <w:jc w:val="left"/>
             </w:pPr>
             <w:r>
               <w:rPr>
@@ -3867,7 +3863,7 @@
           </w:p>
           <w:p>
             <w:pPr>
-              <w:jc w:val="center"/>
+              <w:jc w:val="left"/>
             </w:pPr>
             <w:r>
               <w:rPr>
@@ -3882,11 +3878,6 @@
         </w:tc>
       </w:tr>
     </w:tbl>
-    <w:p>
-      <w:pPr>
-        <w:spacing w:before="300"/>
-      </w:pPr>
-    </w:p>
     <w:sectPr>
       <w:headerReference w:type="default" r:id="rId6"/>
       <w:footerReference w:type="default" r:id="rId7"/>
@@ -4101,12 +4092,6 @@
     </w:lvlOverride>
   </w:num>
   <w:num w:numId="2">
-    <w:abstractNumId w:val="2"/>
-    <w:lvlOverride w:ilvl="0">
-      <w:startOverride w:val="1"/>
-    </w:lvlOverride>
-  </w:num>
-  <w:num w:numId="3">
     <w:abstractNumId w:val="3"/>
     <w:lvlOverride w:ilvl="0">
       <w:startOverride w:val="1"/>
@@ -4293,7 +4278,7 @@
     <w:name w:val="SectionHeader"/>
     <w:basedOn w:val="Normal"/>
     <w:pPr>
-      <w:spacing w:before="400" w:after="200"/>
+      <w:spacing w:before="400" w:after="150"/>
     </w:pPr>
     <w:rPr>
       <w:rFonts w:ascii="Nunito" w:cs="Nunito" w:eastAsia="Nunito" w:hAnsi="Nunito"/>
@@ -4309,7 +4294,7 @@
     <w:name w:val="ProjectTitle"/>
     <w:basedOn w:val="Normal"/>
     <w:pPr>
-      <w:spacing w:before="200" w:after="60"/>
+      <w:spacing w:before="340" w:after="60"/>
     </w:pPr>
     <w:rPr>
       <w:rFonts w:ascii="Nunito" w:cs="Nunito" w:eastAsia="Nunito" w:hAnsi="Nunito"/>

--- a/TD_Daniel_Deusing_EN.docx
+++ b/TD_Daniel_Deusing_EN.docx
@@ -108,7 +108,7 @@
               </w:rPr>
               <w:t xml:space="preserve"> </w:t>
             </w:r>
-            <w:hyperlink w:history="1" r:id="rIdzlzh8qocabin3rc01_qvp">
+            <w:hyperlink w:history="1" r:id="rId_axg6rlj4ryfw-4vxu1e-">
               <w:r>
                 <w:rPr>
                   <w:rFonts w:ascii="Nunito" w:cs="Nunito" w:eastAsia="Nunito" w:hAnsi="Nunito"/>
@@ -175,7 +175,7 @@
               </w:rPr>
               <w:t xml:space="preserve"> </w:t>
             </w:r>
-            <w:hyperlink w:history="1" r:id="rIdz9fjnykrmw5pgw4ou7vpr">
+            <w:hyperlink w:history="1" r:id="rId5gh_siaw2gheywy5vklmr">
               <w:r>
                 <w:rPr>
                   <w:rFonts w:ascii="Nunito" w:cs="Nunito" w:eastAsia="Nunito" w:hAnsi="Nunito"/>
@@ -242,7 +242,7 @@
               </w:rPr>
               <w:t xml:space="preserve"> </w:t>
             </w:r>
-            <w:hyperlink w:history="1" r:id="rId5sta8shzza0trlnngz7si">
+            <w:hyperlink w:history="1" r:id="rIdynucah2s7mtxoqet-bfng">
               <w:r>
                 <w:rPr>
                   <w:rFonts w:ascii="Nunito" w:cs="Nunito" w:eastAsia="Nunito" w:hAnsi="Nunito"/>
@@ -379,7 +379,7 @@
         </w:rPr>
         <w:t xml:space="preserve">A complete project overview is currently being developed at </w:t>
       </w:r>
-      <w:hyperlink w:history="1" r:id="rId5unoe2voouwts1dtcunnu">
+      <w:hyperlink w:history="1" r:id="rId7ib-bu6slredtqyrqeoan">
         <w:r>
           <w:rPr>
             <w:rFonts w:ascii="Nunito" w:cs="Nunito" w:eastAsia="Nunito" w:hAnsi="Nunito"/>

--- a/TD_Daniel_Deusing_EN.docx
+++ b/TD_Daniel_Deusing_EN.docx
@@ -108,7 +108,7 @@
               </w:rPr>
               <w:t xml:space="preserve"> </w:t>
             </w:r>
-            <w:hyperlink w:history="1" r:id="rId_axg6rlj4ryfw-4vxu1e-">
+            <w:hyperlink w:history="1" r:id="rIdpfm-8mr4m13tr5b8w9cnr">
               <w:r>
                 <w:rPr>
                   <w:rFonts w:ascii="Nunito" w:cs="Nunito" w:eastAsia="Nunito" w:hAnsi="Nunito"/>
@@ -175,7 +175,7 @@
               </w:rPr>
               <w:t xml:space="preserve"> </w:t>
             </w:r>
-            <w:hyperlink w:history="1" r:id="rId5gh_siaw2gheywy5vklmr">
+            <w:hyperlink w:history="1" r:id="rIdqg-8c4xe2vdzwwaubk1p8">
               <w:r>
                 <w:rPr>
                   <w:rFonts w:ascii="Nunito" w:cs="Nunito" w:eastAsia="Nunito" w:hAnsi="Nunito"/>
@@ -242,7 +242,7 @@
               </w:rPr>
               <w:t xml:space="preserve"> </w:t>
             </w:r>
-            <w:hyperlink w:history="1" r:id="rIdynucah2s7mtxoqet-bfng">
+            <w:hyperlink w:history="1" r:id="rIdrplmnqgktzmwnie7gmqyt">
               <w:r>
                 <w:rPr>
                   <w:rFonts w:ascii="Nunito" w:cs="Nunito" w:eastAsia="Nunito" w:hAnsi="Nunito"/>
@@ -379,7 +379,7 @@
         </w:rPr>
         <w:t xml:space="preserve">A complete project overview is currently being developed at </w:t>
       </w:r>
-      <w:hyperlink w:history="1" r:id="rId7ib-bu6slredtqyrqeoan">
+      <w:hyperlink w:history="1" r:id="rId39cl9a50nuu3u70z0bm02">
         <w:r>
           <w:rPr>
             <w:rFonts w:ascii="Nunito" w:cs="Nunito" w:eastAsia="Nunito" w:hAnsi="Nunito"/>
@@ -2141,7 +2141,7 @@
         <w:pStyle w:val="CompanyRole"/>
       </w:pPr>
       <w:r>
-        <w:t xml:space="preserve">4NEEDS | Blockchain Developer | 01/2018 – 10/2018</w:t>
+        <w:t xml:space="preserve">4NEEDS | Blockchain Developer | 2018</w:t>
       </w:r>
     </w:p>
     <w:p>
@@ -2243,7 +2243,7 @@
         <w:pStyle w:val="CompanyRole"/>
       </w:pPr>
       <w:r>
-        <w:t xml:space="preserve">PLC2 Design GmbH | Embedded Developer | 08/2017 – 12/2017</w:t>
+        <w:t xml:space="preserve">PLC2 Design GmbH | Embedded Developer | 2017</w:t>
       </w:r>
     </w:p>
     <w:p>
@@ -2464,7 +2464,7 @@
         <w:pStyle w:val="CompanyRole"/>
       </w:pPr>
       <w:r>
-        <w:t xml:space="preserve">SafeGuard Solutions GmbH | Android Developer | 05/2015 – 02/2017</w:t>
+        <w:t xml:space="preserve">SafeGuard Solutions GmbH | Android Developer | 2015 – 2017</w:t>
       </w:r>
     </w:p>
     <w:p>
@@ -2583,7 +2583,7 @@
         <w:pStyle w:val="CompanyRole"/>
       </w:pPr>
       <w:r>
-        <w:t xml:space="preserve">Elaborated Networks GmbH | Backend Developer | 12/2014 – 01/2015</w:t>
+        <w:t xml:space="preserve">Elaborated Networks GmbH | Backend Developer | 2014 – 2015</w:t>
       </w:r>
     </w:p>
     <w:p>
@@ -2668,7 +2668,7 @@
         <w:pStyle w:val="CompanyRole"/>
       </w:pPr>
       <w:r>
-        <w:t xml:space="preserve">Own Startup | Co-Founder | 03/2013 – 12/2014</w:t>
+        <w:t xml:space="preserve">Own Startup | Co-Founder | 2013 – 2014</w:t>
       </w:r>
     </w:p>
     <w:p>
@@ -2753,7 +2753,7 @@
         <w:pStyle w:val="CompanyRole"/>
       </w:pPr>
       <w:r>
-        <w:t xml:space="preserve">Visioneering AG | Software Developer | 07/2011 – 10/2012</w:t>
+        <w:t xml:space="preserve">Visioneering AG | Software Developer | 2011 – 2012</w:t>
       </w:r>
     </w:p>
     <w:p>

--- a/TD_Daniel_Deusing_EN.docx
+++ b/TD_Daniel_Deusing_EN.docx
@@ -108,7 +108,7 @@
               </w:rPr>
               <w:t xml:space="preserve"> </w:t>
             </w:r>
-            <w:hyperlink w:history="1" r:id="rIdpfm-8mr4m13tr5b8w9cnr">
+            <w:hyperlink w:history="1" r:id="rIdgo_jnpdosnxxh0skqkbhl">
               <w:r>
                 <w:rPr>
                   <w:rFonts w:ascii="Nunito" w:cs="Nunito" w:eastAsia="Nunito" w:hAnsi="Nunito"/>
@@ -175,7 +175,7 @@
               </w:rPr>
               <w:t xml:space="preserve"> </w:t>
             </w:r>
-            <w:hyperlink w:history="1" r:id="rIdqg-8c4xe2vdzwwaubk1p8">
+            <w:hyperlink w:history="1" r:id="rIdpdapjvpdofj2cqd2uwbxx">
               <w:r>
                 <w:rPr>
                   <w:rFonts w:ascii="Nunito" w:cs="Nunito" w:eastAsia="Nunito" w:hAnsi="Nunito"/>
@@ -242,7 +242,7 @@
               </w:rPr>
               <w:t xml:space="preserve"> </w:t>
             </w:r>
-            <w:hyperlink w:history="1" r:id="rIdrplmnqgktzmwnie7gmqyt">
+            <w:hyperlink w:history="1" r:id="rIdjg_ea9yemi8vfayhcivht">
               <w:r>
                 <w:rPr>
                   <w:rFonts w:ascii="Nunito" w:cs="Nunito" w:eastAsia="Nunito" w:hAnsi="Nunito"/>
@@ -379,7 +379,7 @@
         </w:rPr>
         <w:t xml:space="preserve">A complete project overview is currently being developed at </w:t>
       </w:r>
-      <w:hyperlink w:history="1" r:id="rId39cl9a50nuu3u70z0bm02">
+      <w:hyperlink w:history="1" r:id="rIdwp1srs593dph3kedmb88t">
         <w:r>
           <w:rPr>
             <w:rFonts w:ascii="Nunito" w:cs="Nunito" w:eastAsia="Nunito" w:hAnsi="Nunito"/>
@@ -387,7 +387,7 @@
             <w:sz w:val="22"/>
             <w:szCs w:val="22"/>
           </w:rPr>
-          <w:t xml:space="preserve">twiced-homepage.daniel-deusing.workers.dev</w:t>
+          <w:t xml:space="preserve">danieldeusing.de</w:t>
         </w:r>
       </w:hyperlink>
       <w:r>
@@ -420,13 +420,105 @@
           <w:b/>
           <w:bCs/>
         </w:rPr>
-        <w:t xml:space="preserve">13+ years of experience</w:t>
+        <w:t xml:space="preserve">15+ years of experience</w:t>
       </w:r>
       <w:r>
         <w:rPr>
           <w:rFonts w:ascii="Nunito" w:cs="Nunito" w:eastAsia="Nunito" w:hAnsi="Nunito"/>
         </w:rPr>
         <w:t xml:space="preserve"> in full-stack development, IoT, embedded systems, and enterprise software. Proven track record leading development teams and delivering mission-critical systems for automotive, defense, and industrial clients. Excels at systematic debugging and root cause analysis of complex problems. Experienced in code review with focus on knowledge transfer and team development. Combines hands-on technical expertise with leadership skills – from architecture planning through implementation to production operations. Strong communication skills in German, English, and Spanish. Experienced in agile, distributed teams and international projects.</w:t>
+      </w:r>
+    </w:p>
+    <w:p>
+      <w:pPr>
+        <w:pStyle w:val="SectionHeader"/>
+      </w:pPr>
+      <w:r>
+        <w:t xml:space="preserve">Key Strengths</w:t>
+      </w:r>
+    </w:p>
+    <w:p>
+      <w:pPr>
+        <w:pStyle w:val="ListParagraph"/>
+        <w:numPr>
+          <w:ilvl w:val="0"/>
+          <w:numId w:val="2"/>
+        </w:numPr>
+      </w:pPr>
+      <w:r>
+        <w:rPr>
+          <w:rFonts w:ascii="Nunito" w:cs="Nunito" w:eastAsia="Nunito" w:hAnsi="Nunito"/>
+          <w:b/>
+          <w:bCs/>
+          <w:color w:val="1E3A5F"/>
+          <w:sz w:val="20"/>
+          <w:szCs w:val="20"/>
+        </w:rPr>
+        <w:t xml:space="preserve">Rapid production debugging – </w:t>
+      </w:r>
+      <w:r>
+        <w:rPr>
+          <w:rFonts w:ascii="Nunito" w:cs="Nunito" w:eastAsia="Nunito" w:hAnsi="Nunito"/>
+          <w:sz w:val="20"/>
+          <w:szCs w:val="20"/>
+        </w:rPr>
+        <w:t xml:space="preserve">As a company founder I've repeatedly owned urgent production fixes, which trained me to pinpoint and resolve issues fast – often in code I didn't write.</w:t>
+      </w:r>
+    </w:p>
+    <w:p>
+      <w:pPr>
+        <w:pStyle w:val="ListParagraph"/>
+        <w:numPr>
+          <w:ilvl w:val="0"/>
+          <w:numId w:val="2"/>
+        </w:numPr>
+      </w:pPr>
+      <w:r>
+        <w:rPr>
+          <w:rFonts w:ascii="Nunito" w:cs="Nunito" w:eastAsia="Nunito" w:hAnsi="Nunito"/>
+          <w:b/>
+          <w:bCs/>
+          <w:color w:val="1E3A5F"/>
+          <w:sz w:val="20"/>
+          <w:szCs w:val="20"/>
+        </w:rPr>
+        <w:t xml:space="preserve">Mentoring &amp; two-way knowledge transfer – </w:t>
+      </w:r>
+      <w:r>
+        <w:rPr>
+          <w:rFonts w:ascii="Nunito" w:cs="Nunito" w:eastAsia="Nunito" w:hAnsi="Nunito"/>
+          <w:sz w:val="20"/>
+          <w:szCs w:val="20"/>
+        </w:rPr>
+        <w:t xml:space="preserve">I enjoy growing junior engineers, and value how seniors who stay humble learn just as much from a junior's fresh perspective.</w:t>
+      </w:r>
+    </w:p>
+    <w:p>
+      <w:pPr>
+        <w:pStyle w:val="ListParagraph"/>
+        <w:numPr>
+          <w:ilvl w:val="0"/>
+          <w:numId w:val="2"/>
+        </w:numPr>
+      </w:pPr>
+      <w:r>
+        <w:rPr>
+          <w:rFonts w:ascii="Nunito" w:cs="Nunito" w:eastAsia="Nunito" w:hAnsi="Nunito"/>
+          <w:b/>
+          <w:bCs/>
+          <w:color w:val="1E3A5F"/>
+          <w:sz w:val="20"/>
+          <w:szCs w:val="20"/>
+        </w:rPr>
+        <w:t xml:space="preserve">AI-augmented engineering – </w:t>
+      </w:r>
+      <w:r>
+        <w:rPr>
+          <w:rFonts w:ascii="Nunito" w:cs="Nunito" w:eastAsia="Nunito" w:hAnsi="Nunito"/>
+          <w:sz w:val="20"/>
+          <w:szCs w:val="20"/>
+        </w:rPr>
+        <w:t xml:space="preserve">Three years deep in developing with AI – not just coding with it, but configuring it for high-quality, cost-efficient output, while keeping architecture and judgment human-led: concepts over rote syntax.</w:t>
       </w:r>
     </w:p>
     <w:p>
@@ -4073,18 +4165,6 @@
       </w:pPr>
     </w:lvl>
   </w:abstractNum>
-  <w:abstractNum w:abstractNumId="3" w15:restartNumberingAfterBreak="0">
-    <w:multiLevelType w:val="hybridMultilevel"/>
-    <w:lvl w:ilvl="0" w15:tentative="1">
-      <w:start w:val="1"/>
-      <w:numFmt w:val="bullet"/>
-      <w:lvlText w:val="•"/>
-      <w:lvlJc w:val="left"/>
-      <w:pPr>
-        <w:ind w:left="360" w:hanging="200"/>
-      </w:pPr>
-    </w:lvl>
-  </w:abstractNum>
   <w:num w:numId="1">
     <w:abstractNumId w:val="1"/>
     <w:lvlOverride w:ilvl="0">
@@ -4092,7 +4172,7 @@
     </w:lvlOverride>
   </w:num>
   <w:num w:numId="2">
-    <w:abstractNumId w:val="3"/>
+    <w:abstractNumId w:val="2"/>
     <w:lvlOverride w:ilvl="0">
       <w:startOverride w:val="1"/>
     </w:lvlOverride>

--- a/TD_Daniel_Deusing_EN.docx
+++ b/TD_Daniel_Deusing_EN.docx
@@ -108,7 +108,7 @@
               </w:rPr>
               <w:t xml:space="preserve"> </w:t>
             </w:r>
-            <w:hyperlink w:history="1" r:id="rIdgo_jnpdosnxxh0skqkbhl">
+            <w:hyperlink w:history="1" r:id="rIdildy_e5utws2rkjwtawfr">
               <w:r>
                 <w:rPr>
                   <w:rFonts w:ascii="Nunito" w:cs="Nunito" w:eastAsia="Nunito" w:hAnsi="Nunito"/>
@@ -175,7 +175,7 @@
               </w:rPr>
               <w:t xml:space="preserve"> </w:t>
             </w:r>
-            <w:hyperlink w:history="1" r:id="rIdpdapjvpdofj2cqd2uwbxx">
+            <w:hyperlink w:history="1" r:id="rIdzfjt_h86wk5n2e0ipkajd">
               <w:r>
                 <w:rPr>
                   <w:rFonts w:ascii="Nunito" w:cs="Nunito" w:eastAsia="Nunito" w:hAnsi="Nunito"/>
@@ -242,7 +242,7 @@
               </w:rPr>
               <w:t xml:space="preserve"> </w:t>
             </w:r>
-            <w:hyperlink w:history="1" r:id="rIdjg_ea9yemi8vfayhcivht">
+            <w:hyperlink w:history="1" r:id="rIdgkht7apwelnltetey2eqd">
               <w:r>
                 <w:rPr>
                   <w:rFonts w:ascii="Nunito" w:cs="Nunito" w:eastAsia="Nunito" w:hAnsi="Nunito"/>
@@ -379,7 +379,7 @@
         </w:rPr>
         <w:t xml:space="preserve">A complete project overview is currently being developed at </w:t>
       </w:r>
-      <w:hyperlink w:history="1" r:id="rIdwp1srs593dph3kedmb88t">
+      <w:hyperlink w:history="1" r:id="rIdzbgmenoxpir6zsz0wknri">
         <w:r>
           <w:rPr>
             <w:rFonts w:ascii="Nunito" w:cs="Nunito" w:eastAsia="Nunito" w:hAnsi="Nunito"/>
@@ -420,7 +420,7 @@
           <w:b/>
           <w:bCs/>
         </w:rPr>
-        <w:t xml:space="preserve">15+ years of experience</w:t>
+        <w:t xml:space="preserve">professional experience since 2012</w:t>
       </w:r>
       <w:r>
         <w:rPr>

--- a/TD_Daniel_Deusing_EN.docx
+++ b/TD_Daniel_Deusing_EN.docx
@@ -108,7 +108,7 @@
               </w:rPr>
               <w:t xml:space="preserve"> </w:t>
             </w:r>
-            <w:hyperlink w:history="1" r:id="rIdildy_e5utws2rkjwtawfr">
+            <w:hyperlink w:history="1" r:id="rIdtoj-uu-c22priijjpewkj">
               <w:r>
                 <w:rPr>
                   <w:rFonts w:ascii="Nunito" w:cs="Nunito" w:eastAsia="Nunito" w:hAnsi="Nunito"/>
@@ -175,7 +175,7 @@
               </w:rPr>
               <w:t xml:space="preserve"> </w:t>
             </w:r>
-            <w:hyperlink w:history="1" r:id="rIdzfjt_h86wk5n2e0ipkajd">
+            <w:hyperlink w:history="1" r:id="rIdtlprd5kfjp2rcwk54kmk5">
               <w:r>
                 <w:rPr>
                   <w:rFonts w:ascii="Nunito" w:cs="Nunito" w:eastAsia="Nunito" w:hAnsi="Nunito"/>
@@ -242,7 +242,7 @@
               </w:rPr>
               <w:t xml:space="preserve"> </w:t>
             </w:r>
-            <w:hyperlink w:history="1" r:id="rIdgkht7apwelnltetey2eqd">
+            <w:hyperlink w:history="1" r:id="rIdxufjuu2jrh_lot9lgdiwd">
               <w:r>
                 <w:rPr>
                   <w:rFonts w:ascii="Nunito" w:cs="Nunito" w:eastAsia="Nunito" w:hAnsi="Nunito"/>
@@ -379,7 +379,7 @@
         </w:rPr>
         <w:t xml:space="preserve">A complete project overview is currently being developed at </w:t>
       </w:r>
-      <w:hyperlink w:history="1" r:id="rIdzbgmenoxpir6zsz0wknri">
+      <w:hyperlink w:history="1" r:id="rId9l3ozsq0sdpwonn4duhun">
         <w:r>
           <w:rPr>
             <w:rFonts w:ascii="Nunito" w:cs="Nunito" w:eastAsia="Nunito" w:hAnsi="Nunito"/>
